--- a/Progres-Fatimah/Jurnal Submit/manuscript/draft yuni/new manuscript (September 2026)/Sirajuddien Bialangi_Draft_02_10_26.docx
+++ b/Progres-Fatimah/Jurnal Submit/manuscript/draft yuni/new manuscript (September 2026)/Sirajuddien Bialangi_Draft_02_10_26.docx
@@ -1,6 +1,6 @@
 
 <file path=word/document.xml><?xml version="1.0" encoding="utf-8"?>
-<w:document xmlns:wpc="http://schemas.microsoft.com/office/word/2010/wordprocessingCanvas" xmlns:cx="http://schemas.microsoft.com/office/drawing/2014/chartex" xmlns:cx1="http://schemas.microsoft.com/office/drawing/2015/9/8/chartex" xmlns:cx2="http://schemas.microsoft.com/office/drawing/2015/10/21/chartex" xmlns:cx3="http://schemas.microsoft.com/office/drawing/2016/5/9/chartex" xmlns:cx4="http://schemas.microsoft.com/office/drawing/2016/5/10/chartex" xmlns:cx5="http://schemas.microsoft.com/office/drawing/2016/5/11/chartex" xmlns:cx6="http://schemas.microsoft.com/office/drawing/2016/5/12/chartex" xmlns:cx7="http://schemas.microsoft.com/office/drawing/2016/5/13/chartex" xmlns:cx8="http://schemas.microsoft.com/office/drawing/2016/5/14/chartex" xmlns:mc="http://schemas.openxmlformats.org/markup-compatibility/2006" xmlns:aink="http://schemas.microsoft.com/office/drawing/2016/ink" xmlns:am3d="http://schemas.microsoft.com/office/drawing/2017/model3d" xmlns:o="urn:schemas-microsoft-com:office:office" xmlns:r="http://schemas.openxmlformats.org/officeDocument/2006/relationships" xmlns:m="http://schemas.openxmlformats.org/officeDocument/2006/math" xmlns:v="urn:schemas-microsoft-com:vml" xmlns:wp14="http://schemas.microsoft.com/office/word/2010/wordprocessingDrawing" xmlns:wp="http://schemas.openxmlformats.org/drawingml/2006/wordprocessingDrawing" xmlns:w10="urn:schemas-microsoft-com:office:word" xmlns:w="http://schemas.openxmlformats.org/wordprocessingml/2006/main" xmlns:w14="http://schemas.microsoft.com/office/word/2010/wordml" xmlns:w15="http://schemas.microsoft.com/office/word/2012/wordml" xmlns:w16cex="http://schemas.microsoft.com/office/word/2018/wordml/cex" xmlns:w16cid="http://schemas.microsoft.com/office/word/2016/wordml/cid" xmlns:w16="http://schemas.microsoft.com/office/word/2018/wordml" xmlns:w16sdtdh="http://schemas.microsoft.com/office/word/2020/wordml/sdtdatahash" xmlns:w16se="http://schemas.microsoft.com/office/word/2015/wordml/symex" xmlns:wpg="http://schemas.microsoft.com/office/word/2010/wordprocessingGroup" xmlns:wpi="http://schemas.microsoft.com/office/word/2010/wordprocessingInk" xmlns:wne="http://schemas.microsoft.com/office/word/2006/wordml" xmlns:wps="http://schemas.microsoft.com/office/word/2010/wordprocessingShape" mc:Ignorable="w14 w15 w16se w16cid w16 w16cex w16sdtdh wp14">
+<w:document xmlns:wpc="http://schemas.microsoft.com/office/word/2010/wordprocessingCanvas" xmlns:cx="http://schemas.microsoft.com/office/drawing/2014/chartex" xmlns:cx1="http://schemas.microsoft.com/office/drawing/2015/9/8/chartex" xmlns:cx2="http://schemas.microsoft.com/office/drawing/2015/10/21/chartex" xmlns:cx3="http://schemas.microsoft.com/office/drawing/2016/5/9/chartex" xmlns:cx4="http://schemas.microsoft.com/office/drawing/2016/5/10/chartex" xmlns:cx5="http://schemas.microsoft.com/office/drawing/2016/5/11/chartex" xmlns:cx6="http://schemas.microsoft.com/office/drawing/2016/5/12/chartex" xmlns:cx7="http://schemas.microsoft.com/office/drawing/2016/5/13/chartex" xmlns:cx8="http://schemas.microsoft.com/office/drawing/2016/5/14/chartex" xmlns:mc="http://schemas.openxmlformats.org/markup-compatibility/2006" xmlns:aink="http://schemas.microsoft.com/office/drawing/2016/ink" xmlns:am3d="http://schemas.microsoft.com/office/drawing/2017/model3d" xmlns:o="urn:schemas-microsoft-com:office:office" xmlns:oel="http://schemas.microsoft.com/office/2019/extlst" xmlns:r="http://schemas.openxmlformats.org/officeDocument/2006/relationships" xmlns:m="http://schemas.openxmlformats.org/officeDocument/2006/math" xmlns:v="urn:schemas-microsoft-com:vml" xmlns:wp14="http://schemas.microsoft.com/office/word/2010/wordprocessingDrawing" xmlns:wp="http://schemas.openxmlformats.org/drawingml/2006/wordprocessingDrawing" xmlns:w10="urn:schemas-microsoft-com:office:word" xmlns:w="http://schemas.openxmlformats.org/wordprocessingml/2006/main" xmlns:w14="http://schemas.microsoft.com/office/word/2010/wordml" xmlns:w15="http://schemas.microsoft.com/office/word/2012/wordml" xmlns:w16cex="http://schemas.microsoft.com/office/word/2018/wordml/cex" xmlns:w16cid="http://schemas.microsoft.com/office/word/2016/wordml/cid" xmlns:w16="http://schemas.microsoft.com/office/word/2018/wordml" xmlns:w16du="http://schemas.microsoft.com/office/word/2023/wordml/word16du" xmlns:w16sdtdh="http://schemas.microsoft.com/office/word/2020/wordml/sdtdatahash" xmlns:w16sdtfl="http://schemas.microsoft.com/office/word/2024/wordml/sdtformatlock" xmlns:w16se="http://schemas.microsoft.com/office/word/2015/wordml/symex" xmlns:wpg="http://schemas.microsoft.com/office/word/2010/wordprocessingGroup" xmlns:wpi="http://schemas.microsoft.com/office/word/2010/wordprocessingInk" xmlns:wne="http://schemas.microsoft.com/office/word/2006/wordml" xmlns:wps="http://schemas.microsoft.com/office/word/2010/wordprocessingShape" mc:Ignorable="w14 w15 w16se w16cid w16 w16cex w16sdtdh w16sdtfl w16du wp14">
   <w:body>
     <w:p>
       <w:pPr>
@@ -362,33 +362,7 @@
           <w:sz w:val="20"/>
           <w:szCs w:val="20"/>
         </w:rPr>
-        <w:t xml:space="preserve"> </w:t>
-      </w:r>
-      <w:proofErr w:type="spellStart"/>
-      <w:r>
-        <w:rPr>
-          <w:rFonts w:cs="Times New Roman"/>
-          <w:b/>
-          <w:bCs/>
-          <w:i/>
-          <w:iCs/>
-          <w:sz w:val="20"/>
-          <w:szCs w:val="20"/>
-        </w:rPr>
-        <w:t>Mangunkusumo</w:t>
-      </w:r>
-      <w:proofErr w:type="spellEnd"/>
-      <w:r>
-        <w:rPr>
-          <w:rFonts w:cs="Times New Roman"/>
-          <w:b/>
-          <w:bCs/>
-          <w:i/>
-          <w:iCs/>
-          <w:sz w:val="20"/>
-          <w:szCs w:val="20"/>
-        </w:rPr>
-        <w:t xml:space="preserve"> National Central General Hospital, Jakarta, Indonesia.</w:t>
+        <w:t xml:space="preserve"> Mangunkusumo National Central General Hospital, Jakarta, Indonesia.</w:t>
       </w:r>
     </w:p>
     <w:p>
@@ -3227,15 +3201,7 @@
       </w:r>
       <w:proofErr w:type="spellEnd"/>
       <w:r>
-        <w:t xml:space="preserve"> </w:t>
-      </w:r>
-      <w:proofErr w:type="spellStart"/>
-      <w:r>
-        <w:t>dua</w:t>
-      </w:r>
-      <w:proofErr w:type="spellEnd"/>
-      <w:r>
-        <w:t xml:space="preserve"> </w:t>
+        <w:t xml:space="preserve"> dua </w:t>
       </w:r>
       <w:proofErr w:type="spellStart"/>
       <w:r>
@@ -3507,15 +3473,7 @@
       </w:r>
       <w:proofErr w:type="spellEnd"/>
       <w:r>
-        <w:t xml:space="preserve">. </w:t>
-      </w:r>
-      <w:proofErr w:type="spellStart"/>
-      <w:r>
-        <w:t>Studi</w:t>
-      </w:r>
-      <w:proofErr w:type="spellEnd"/>
-      <w:r>
-        <w:t xml:space="preserve"> </w:t>
+        <w:t xml:space="preserve">. Studi </w:t>
       </w:r>
       <w:proofErr w:type="spellStart"/>
       <w:r>
@@ -4589,13 +4547,8 @@
       </w:r>
     </w:p>
     <w:p>
-      <w:proofErr w:type="spellStart"/>
-      <w:r>
-        <w:t>Faktor</w:t>
-      </w:r>
-      <w:proofErr w:type="spellEnd"/>
-      <w:r>
-        <w:t xml:space="preserve"> </w:t>
+      <w:r>
+        <w:t xml:space="preserve">Faktor </w:t>
       </w:r>
       <w:proofErr w:type="spellStart"/>
       <w:r>
@@ -5097,15 +5050,7 @@
         <w:fldChar w:fldCharType="end"/>
       </w:r>
       <w:r>
-        <w:t xml:space="preserve">. </w:t>
-      </w:r>
-      <w:proofErr w:type="spellStart"/>
-      <w:r>
-        <w:t>Artinya</w:t>
-      </w:r>
-      <w:proofErr w:type="spellEnd"/>
-      <w:r>
-        <w:t xml:space="preserve">, </w:t>
+        <w:t xml:space="preserve">. Artinya, </w:t>
       </w:r>
       <w:proofErr w:type="spellStart"/>
       <w:r>
@@ -5229,13 +5174,8 @@
       </w:r>
     </w:p>
     <w:p>
-      <w:proofErr w:type="spellStart"/>
-      <w:r>
-        <w:t>Jenis</w:t>
-      </w:r>
-      <w:proofErr w:type="spellEnd"/>
-      <w:r>
-        <w:t xml:space="preserve"> </w:t>
+      <w:r>
+        <w:t xml:space="preserve">Jenis </w:t>
       </w:r>
       <w:proofErr w:type="spellStart"/>
       <w:r>
@@ -7038,15 +6978,7 @@
         <w:fldChar w:fldCharType="end"/>
       </w:r>
       <w:r>
-        <w:t xml:space="preserve">. </w:t>
-      </w:r>
-      <w:proofErr w:type="spellStart"/>
-      <w:r>
-        <w:t>Studi</w:t>
-      </w:r>
-      <w:proofErr w:type="spellEnd"/>
-      <w:r>
-        <w:t xml:space="preserve"> urban-rural juga </w:t>
+        <w:t xml:space="preserve">. Studi urban-rural juga </w:t>
       </w:r>
       <w:proofErr w:type="spellStart"/>
       <w:r>
@@ -9023,15 +8955,7 @@
       </w:r>
       <w:proofErr w:type="spellEnd"/>
       <w:r>
-        <w:t xml:space="preserve">. </w:t>
-      </w:r>
-      <w:proofErr w:type="spellStart"/>
-      <w:r>
-        <w:t>Dengan</w:t>
-      </w:r>
-      <w:proofErr w:type="spellEnd"/>
-      <w:r>
-        <w:t xml:space="preserve"> </w:t>
+        <w:t xml:space="preserve">. Dengan </w:t>
       </w:r>
       <w:proofErr w:type="spellStart"/>
       <w:r>
@@ -9139,13 +9063,8 @@
       </w:r>
     </w:p>
     <w:p>
-      <w:proofErr w:type="spellStart"/>
-      <w:r>
-        <w:t>Tujuan</w:t>
-      </w:r>
-      <w:proofErr w:type="spellEnd"/>
-      <w:r>
-        <w:t xml:space="preserve"> </w:t>
+      <w:r>
+        <w:t xml:space="preserve">Tujuan </w:t>
       </w:r>
       <w:proofErr w:type="spellStart"/>
       <w:r>
@@ -9465,15 +9384,7 @@
       </w:r>
       <w:proofErr w:type="spellEnd"/>
       <w:r>
-        <w:t xml:space="preserve">. </w:t>
-      </w:r>
-      <w:proofErr w:type="spellStart"/>
-      <w:r>
-        <w:t>Faktor</w:t>
-      </w:r>
-      <w:proofErr w:type="spellEnd"/>
-      <w:r>
-        <w:t xml:space="preserve"> </w:t>
+        <w:t xml:space="preserve">. Faktor </w:t>
       </w:r>
       <w:proofErr w:type="spellStart"/>
       <w:r>
@@ -10904,15 +10815,7 @@
       </w:r>
       <w:proofErr w:type="spellEnd"/>
       <w:r>
-        <w:t xml:space="preserve"> dan caregiver. </w:t>
-      </w:r>
-      <w:proofErr w:type="spellStart"/>
-      <w:r>
-        <w:t>Artikel</w:t>
-      </w:r>
-      <w:proofErr w:type="spellEnd"/>
-      <w:r>
-        <w:t xml:space="preserve"> yang </w:t>
+        <w:t xml:space="preserve"> dan caregiver. Artikel yang </w:t>
       </w:r>
       <w:proofErr w:type="spellStart"/>
       <w:r>
@@ -12089,23 +11992,375 @@
       </w:r>
       <w:proofErr w:type="spellEnd"/>
       <w:r>
+        <w:t xml:space="preserve">. Studi </w:t>
+      </w:r>
+      <w:proofErr w:type="spellStart"/>
+      <w:r>
+        <w:t>kohort</w:t>
+      </w:r>
+      <w:proofErr w:type="spellEnd"/>
+      <w:r>
+        <w:t xml:space="preserve">, </w:t>
+      </w:r>
+      <w:proofErr w:type="spellStart"/>
+      <w:r>
+        <w:t>studi</w:t>
+      </w:r>
+      <w:proofErr w:type="spellEnd"/>
+      <w:r>
+        <w:t xml:space="preserve"> </w:t>
+      </w:r>
+      <w:proofErr w:type="spellStart"/>
+      <w:r>
+        <w:t>potong</w:t>
+      </w:r>
+      <w:proofErr w:type="spellEnd"/>
+      <w:r>
+        <w:t xml:space="preserve"> </w:t>
+      </w:r>
+      <w:proofErr w:type="spellStart"/>
+      <w:r>
+        <w:t>lintang</w:t>
+      </w:r>
+      <w:proofErr w:type="spellEnd"/>
+      <w:r>
+        <w:t xml:space="preserve"> </w:t>
+      </w:r>
+      <w:proofErr w:type="spellStart"/>
+      <w:r>
+        <w:t>multisenter</w:t>
+      </w:r>
+      <w:proofErr w:type="spellEnd"/>
+      <w:r>
+        <w:t xml:space="preserve">, </w:t>
+      </w:r>
+      <w:proofErr w:type="spellStart"/>
+      <w:r>
+        <w:t>serta</w:t>
+      </w:r>
+      <w:proofErr w:type="spellEnd"/>
+      <w:r>
+        <w:t xml:space="preserve"> </w:t>
+      </w:r>
+      <w:proofErr w:type="spellStart"/>
+      <w:r>
+        <w:t>tinjauan</w:t>
+      </w:r>
+      <w:proofErr w:type="spellEnd"/>
+      <w:r>
+        <w:t xml:space="preserve"> </w:t>
+      </w:r>
+      <w:proofErr w:type="spellStart"/>
+      <w:r>
+        <w:t>sistematis</w:t>
+      </w:r>
+      <w:proofErr w:type="spellEnd"/>
+      <w:r>
+        <w:t xml:space="preserve"> yang </w:t>
+      </w:r>
+      <w:proofErr w:type="spellStart"/>
+      <w:r>
+        <w:t>diterbitkan</w:t>
+      </w:r>
+      <w:proofErr w:type="spellEnd"/>
+      <w:r>
+        <w:t xml:space="preserve"> pada 2022–2026 </w:t>
+      </w:r>
+      <w:proofErr w:type="spellStart"/>
+      <w:r>
+        <w:t>konsisten</w:t>
+      </w:r>
+      <w:proofErr w:type="spellEnd"/>
+      <w:r>
+        <w:t xml:space="preserve"> </w:t>
+      </w:r>
+      <w:proofErr w:type="spellStart"/>
+      <w:r>
+        <w:t>bahwa</w:t>
+      </w:r>
+      <w:proofErr w:type="spellEnd"/>
+      <w:r>
+        <w:t xml:space="preserve"> </w:t>
+      </w:r>
+      <w:proofErr w:type="spellStart"/>
+      <w:r>
+        <w:t>faktor</w:t>
+      </w:r>
+      <w:proofErr w:type="spellEnd"/>
+      <w:r>
+        <w:t xml:space="preserve"> </w:t>
+      </w:r>
+      <w:proofErr w:type="spellStart"/>
+      <w:r>
+        <w:t>sosial</w:t>
+      </w:r>
+      <w:proofErr w:type="spellEnd"/>
+      <w:r>
+        <w:t xml:space="preserve"> </w:t>
+      </w:r>
+      <w:proofErr w:type="spellStart"/>
+      <w:r>
+        <w:t>seperti</w:t>
+      </w:r>
+      <w:proofErr w:type="spellEnd"/>
+      <w:r>
+        <w:t xml:space="preserve"> </w:t>
+      </w:r>
+      <w:proofErr w:type="spellStart"/>
+      <w:r>
+        <w:t>pekerjaan</w:t>
+      </w:r>
+      <w:proofErr w:type="spellEnd"/>
+      <w:r>
+        <w:t xml:space="preserve">, </w:t>
+      </w:r>
+      <w:proofErr w:type="spellStart"/>
+      <w:r>
+        <w:t>pendapatan</w:t>
+      </w:r>
+      <w:proofErr w:type="spellEnd"/>
+      <w:r>
+        <w:t xml:space="preserve">, </w:t>
+      </w:r>
+      <w:proofErr w:type="spellStart"/>
+      <w:r>
+        <w:t>keterampilan</w:t>
+      </w:r>
+      <w:proofErr w:type="spellEnd"/>
+      <w:r>
+        <w:t xml:space="preserve"> </w:t>
+      </w:r>
+      <w:proofErr w:type="spellStart"/>
+      <w:r>
+        <w:t>vokasional</w:t>
+      </w:r>
+      <w:proofErr w:type="spellEnd"/>
+      <w:r>
+        <w:t xml:space="preserve">, dan </w:t>
+      </w:r>
+      <w:proofErr w:type="spellStart"/>
+      <w:r>
+        <w:t>dukungan</w:t>
+      </w:r>
+      <w:proofErr w:type="spellEnd"/>
+      <w:r>
+        <w:t xml:space="preserve"> </w:t>
+      </w:r>
+      <w:proofErr w:type="spellStart"/>
+      <w:r>
+        <w:t>sosial</w:t>
+      </w:r>
+      <w:proofErr w:type="spellEnd"/>
+      <w:r>
+        <w:t xml:space="preserve"> </w:t>
+      </w:r>
+      <w:proofErr w:type="spellStart"/>
+      <w:r>
+        <w:t>tetap</w:t>
+      </w:r>
+      <w:proofErr w:type="spellEnd"/>
+      <w:r>
+        <w:t xml:space="preserve"> </w:t>
+      </w:r>
+      <w:proofErr w:type="spellStart"/>
+      <w:r>
+        <w:t>penting</w:t>
+      </w:r>
+      <w:proofErr w:type="spellEnd"/>
+      <w:r>
+        <w:t xml:space="preserve"> </w:t>
+      </w:r>
+      <w:proofErr w:type="spellStart"/>
+      <w:r>
+        <w:t>setelah</w:t>
+      </w:r>
+      <w:proofErr w:type="spellEnd"/>
+      <w:r>
+        <w:t xml:space="preserve"> </w:t>
+      </w:r>
+      <w:proofErr w:type="spellStart"/>
+      <w:r>
+        <w:t>kemajuan</w:t>
+      </w:r>
+      <w:proofErr w:type="spellEnd"/>
+      <w:r>
+        <w:t xml:space="preserve"> </w:t>
+      </w:r>
+      <w:proofErr w:type="spellStart"/>
+      <w:r>
+        <w:t>terapi</w:t>
+      </w:r>
+      <w:proofErr w:type="spellEnd"/>
+      <w:r>
+        <w:t xml:space="preserve"> </w:t>
+      </w:r>
+      <w:proofErr w:type="spellStart"/>
+      <w:r>
+        <w:t>farmakologis</w:t>
+      </w:r>
+      <w:proofErr w:type="spellEnd"/>
+      <w:r>
+        <w:t xml:space="preserve">. Pada </w:t>
+      </w:r>
+      <w:proofErr w:type="spellStart"/>
+      <w:r>
+        <w:t>saat</w:t>
+      </w:r>
+      <w:proofErr w:type="spellEnd"/>
+      <w:r>
+        <w:t xml:space="preserve"> yang </w:t>
+      </w:r>
+      <w:proofErr w:type="spellStart"/>
+      <w:r>
+        <w:t>sama</w:t>
+      </w:r>
+      <w:proofErr w:type="spellEnd"/>
+      <w:r>
+        <w:t xml:space="preserve">, </w:t>
+      </w:r>
+      <w:proofErr w:type="spellStart"/>
+      <w:r>
+        <w:t>besarnya</w:t>
+      </w:r>
+      <w:proofErr w:type="spellEnd"/>
+      <w:r>
+        <w:t xml:space="preserve"> </w:t>
+      </w:r>
+      <w:proofErr w:type="spellStart"/>
+      <w:r>
+        <w:t>pengaruh</w:t>
+      </w:r>
+      <w:proofErr w:type="spellEnd"/>
+      <w:r>
+        <w:t xml:space="preserve"> </w:t>
+      </w:r>
+      <w:proofErr w:type="spellStart"/>
+      <w:r>
+        <w:t>faktor</w:t>
+      </w:r>
+      <w:proofErr w:type="spellEnd"/>
+      <w:r>
+        <w:t xml:space="preserve"> </w:t>
+      </w:r>
+      <w:proofErr w:type="spellStart"/>
+      <w:r>
+        <w:t>tersebut</w:t>
+      </w:r>
+      <w:proofErr w:type="spellEnd"/>
+      <w:r>
+        <w:t xml:space="preserve"> </w:t>
+      </w:r>
+      <w:proofErr w:type="spellStart"/>
+      <w:r>
+        <w:t>sering</w:t>
+      </w:r>
+      <w:proofErr w:type="spellEnd"/>
+      <w:r>
+        <w:t xml:space="preserve"> </w:t>
+      </w:r>
+      <w:proofErr w:type="spellStart"/>
+      <w:r>
+        <w:t>berubah</w:t>
+      </w:r>
+      <w:proofErr w:type="spellEnd"/>
+      <w:r>
+        <w:t xml:space="preserve"> </w:t>
+      </w:r>
+      <w:proofErr w:type="spellStart"/>
+      <w:r>
+        <w:t>setelah</w:t>
+      </w:r>
+      <w:proofErr w:type="spellEnd"/>
+      <w:r>
+        <w:t xml:space="preserve"> </w:t>
+      </w:r>
+      <w:proofErr w:type="spellStart"/>
+      <w:r>
+        <w:t>gejala</w:t>
+      </w:r>
+      <w:proofErr w:type="spellEnd"/>
+      <w:r>
+        <w:t xml:space="preserve"> </w:t>
+      </w:r>
+      <w:proofErr w:type="spellStart"/>
+      <w:r>
+        <w:t>depresi</w:t>
+      </w:r>
+      <w:proofErr w:type="spellEnd"/>
+      <w:r>
+        <w:t xml:space="preserve">, </w:t>
+      </w:r>
+      <w:proofErr w:type="spellStart"/>
+      <w:r>
+        <w:t>kecemasan</w:t>
+      </w:r>
+      <w:proofErr w:type="spellEnd"/>
+      <w:r>
+        <w:t xml:space="preserve">, </w:t>
+      </w:r>
+      <w:proofErr w:type="spellStart"/>
+      <w:r>
+        <w:t>gejala</w:t>
+      </w:r>
+      <w:proofErr w:type="spellEnd"/>
+      <w:r>
+        <w:t xml:space="preserve"> </w:t>
+      </w:r>
+      <w:proofErr w:type="spellStart"/>
+      <w:r>
+        <w:t>negatif</w:t>
+      </w:r>
+      <w:proofErr w:type="spellEnd"/>
+      <w:r>
+        <w:t xml:space="preserve">, </w:t>
+      </w:r>
+      <w:proofErr w:type="spellStart"/>
+      <w:r>
+        <w:t>kognisi</w:t>
+      </w:r>
+      <w:proofErr w:type="spellEnd"/>
+      <w:r>
+        <w:t xml:space="preserve">, dan </w:t>
+      </w:r>
+      <w:proofErr w:type="spellStart"/>
+      <w:r>
+        <w:t>efek</w:t>
+      </w:r>
+      <w:proofErr w:type="spellEnd"/>
+      <w:r>
+        <w:t xml:space="preserve"> </w:t>
+      </w:r>
+      <w:proofErr w:type="spellStart"/>
+      <w:r>
+        <w:t>samping</w:t>
+      </w:r>
+      <w:proofErr w:type="spellEnd"/>
+      <w:r>
+        <w:t xml:space="preserve"> </w:t>
+      </w:r>
+      <w:proofErr w:type="spellStart"/>
+      <w:r>
+        <w:t>obat</w:t>
+      </w:r>
+      <w:proofErr w:type="spellEnd"/>
+      <w:r>
+        <w:t xml:space="preserve"> </w:t>
+      </w:r>
+      <w:proofErr w:type="spellStart"/>
+      <w:r>
+        <w:t>dikendalikan</w:t>
+      </w:r>
+      <w:proofErr w:type="spellEnd"/>
+      <w:r>
         <w:t xml:space="preserve">. </w:t>
       </w:r>
       <w:proofErr w:type="spellStart"/>
       <w:r>
-        <w:t>Studi</w:t>
-      </w:r>
-      <w:proofErr w:type="spellEnd"/>
-      <w:r>
-        <w:t xml:space="preserve"> </w:t>
-      </w:r>
-      <w:proofErr w:type="spellStart"/>
-      <w:r>
-        <w:t>kohort</w:t>
-      </w:r>
-      <w:proofErr w:type="spellEnd"/>
-      <w:r>
-        <w:t xml:space="preserve">, </w:t>
+        <w:t>Ringkasan</w:t>
+      </w:r>
+      <w:proofErr w:type="spellEnd"/>
+      <w:r>
+        <w:t xml:space="preserve"> </w:t>
       </w:r>
       <w:proofErr w:type="spellStart"/>
       <w:r>
@@ -12113,366 +12368,6 @@
       </w:r>
       <w:proofErr w:type="spellEnd"/>
       <w:r>
-        <w:t xml:space="preserve"> </w:t>
-      </w:r>
-      <w:proofErr w:type="spellStart"/>
-      <w:r>
-        <w:t>potong</w:t>
-      </w:r>
-      <w:proofErr w:type="spellEnd"/>
-      <w:r>
-        <w:t xml:space="preserve"> </w:t>
-      </w:r>
-      <w:proofErr w:type="spellStart"/>
-      <w:r>
-        <w:t>lintang</w:t>
-      </w:r>
-      <w:proofErr w:type="spellEnd"/>
-      <w:r>
-        <w:t xml:space="preserve"> </w:t>
-      </w:r>
-      <w:proofErr w:type="spellStart"/>
-      <w:r>
-        <w:t>multisenter</w:t>
-      </w:r>
-      <w:proofErr w:type="spellEnd"/>
-      <w:r>
-        <w:t xml:space="preserve">, </w:t>
-      </w:r>
-      <w:proofErr w:type="spellStart"/>
-      <w:r>
-        <w:t>serta</w:t>
-      </w:r>
-      <w:proofErr w:type="spellEnd"/>
-      <w:r>
-        <w:t xml:space="preserve"> </w:t>
-      </w:r>
-      <w:proofErr w:type="spellStart"/>
-      <w:r>
-        <w:t>tinjauan</w:t>
-      </w:r>
-      <w:proofErr w:type="spellEnd"/>
-      <w:r>
-        <w:t xml:space="preserve"> </w:t>
-      </w:r>
-      <w:proofErr w:type="spellStart"/>
-      <w:r>
-        <w:t>sistematis</w:t>
-      </w:r>
-      <w:proofErr w:type="spellEnd"/>
-      <w:r>
-        <w:t xml:space="preserve"> yang </w:t>
-      </w:r>
-      <w:proofErr w:type="spellStart"/>
-      <w:r>
-        <w:t>diterbitkan</w:t>
-      </w:r>
-      <w:proofErr w:type="spellEnd"/>
-      <w:r>
-        <w:t xml:space="preserve"> pada 2022–2026 </w:t>
-      </w:r>
-      <w:proofErr w:type="spellStart"/>
-      <w:r>
-        <w:t>konsisten</w:t>
-      </w:r>
-      <w:proofErr w:type="spellEnd"/>
-      <w:r>
-        <w:t xml:space="preserve"> </w:t>
-      </w:r>
-      <w:proofErr w:type="spellStart"/>
-      <w:r>
-        <w:t>bahwa</w:t>
-      </w:r>
-      <w:proofErr w:type="spellEnd"/>
-      <w:r>
-        <w:t xml:space="preserve"> </w:t>
-      </w:r>
-      <w:proofErr w:type="spellStart"/>
-      <w:r>
-        <w:t>faktor</w:t>
-      </w:r>
-      <w:proofErr w:type="spellEnd"/>
-      <w:r>
-        <w:t xml:space="preserve"> </w:t>
-      </w:r>
-      <w:proofErr w:type="spellStart"/>
-      <w:r>
-        <w:t>sosial</w:t>
-      </w:r>
-      <w:proofErr w:type="spellEnd"/>
-      <w:r>
-        <w:t xml:space="preserve"> </w:t>
-      </w:r>
-      <w:proofErr w:type="spellStart"/>
-      <w:r>
-        <w:t>seperti</w:t>
-      </w:r>
-      <w:proofErr w:type="spellEnd"/>
-      <w:r>
-        <w:t xml:space="preserve"> </w:t>
-      </w:r>
-      <w:proofErr w:type="spellStart"/>
-      <w:r>
-        <w:t>pekerjaan</w:t>
-      </w:r>
-      <w:proofErr w:type="spellEnd"/>
-      <w:r>
-        <w:t xml:space="preserve">, </w:t>
-      </w:r>
-      <w:proofErr w:type="spellStart"/>
-      <w:r>
-        <w:t>pendapatan</w:t>
-      </w:r>
-      <w:proofErr w:type="spellEnd"/>
-      <w:r>
-        <w:t xml:space="preserve">, </w:t>
-      </w:r>
-      <w:proofErr w:type="spellStart"/>
-      <w:r>
-        <w:t>keterampilan</w:t>
-      </w:r>
-      <w:proofErr w:type="spellEnd"/>
-      <w:r>
-        <w:t xml:space="preserve"> </w:t>
-      </w:r>
-      <w:proofErr w:type="spellStart"/>
-      <w:r>
-        <w:t>vokasional</w:t>
-      </w:r>
-      <w:proofErr w:type="spellEnd"/>
-      <w:r>
-        <w:t xml:space="preserve">, dan </w:t>
-      </w:r>
-      <w:proofErr w:type="spellStart"/>
-      <w:r>
-        <w:t>dukungan</w:t>
-      </w:r>
-      <w:proofErr w:type="spellEnd"/>
-      <w:r>
-        <w:t xml:space="preserve"> </w:t>
-      </w:r>
-      <w:proofErr w:type="spellStart"/>
-      <w:r>
-        <w:t>sosial</w:t>
-      </w:r>
-      <w:proofErr w:type="spellEnd"/>
-      <w:r>
-        <w:t xml:space="preserve"> </w:t>
-      </w:r>
-      <w:proofErr w:type="spellStart"/>
-      <w:r>
-        <w:t>tetap</w:t>
-      </w:r>
-      <w:proofErr w:type="spellEnd"/>
-      <w:r>
-        <w:t xml:space="preserve"> </w:t>
-      </w:r>
-      <w:proofErr w:type="spellStart"/>
-      <w:r>
-        <w:t>penting</w:t>
-      </w:r>
-      <w:proofErr w:type="spellEnd"/>
-      <w:r>
-        <w:t xml:space="preserve"> </w:t>
-      </w:r>
-      <w:proofErr w:type="spellStart"/>
-      <w:r>
-        <w:t>setelah</w:t>
-      </w:r>
-      <w:proofErr w:type="spellEnd"/>
-      <w:r>
-        <w:t xml:space="preserve"> </w:t>
-      </w:r>
-      <w:proofErr w:type="spellStart"/>
-      <w:r>
-        <w:t>kemajuan</w:t>
-      </w:r>
-      <w:proofErr w:type="spellEnd"/>
-      <w:r>
-        <w:t xml:space="preserve"> </w:t>
-      </w:r>
-      <w:proofErr w:type="spellStart"/>
-      <w:r>
-        <w:t>terapi</w:t>
-      </w:r>
-      <w:proofErr w:type="spellEnd"/>
-      <w:r>
-        <w:t xml:space="preserve"> </w:t>
-      </w:r>
-      <w:proofErr w:type="spellStart"/>
-      <w:r>
-        <w:t>farmakologis</w:t>
-      </w:r>
-      <w:proofErr w:type="spellEnd"/>
-      <w:r>
-        <w:t xml:space="preserve">. Pada </w:t>
-      </w:r>
-      <w:proofErr w:type="spellStart"/>
-      <w:r>
-        <w:t>saat</w:t>
-      </w:r>
-      <w:proofErr w:type="spellEnd"/>
-      <w:r>
-        <w:t xml:space="preserve"> yang </w:t>
-      </w:r>
-      <w:proofErr w:type="spellStart"/>
-      <w:r>
-        <w:t>sama</w:t>
-      </w:r>
-      <w:proofErr w:type="spellEnd"/>
-      <w:r>
-        <w:t xml:space="preserve">, </w:t>
-      </w:r>
-      <w:proofErr w:type="spellStart"/>
-      <w:r>
-        <w:t>besarnya</w:t>
-      </w:r>
-      <w:proofErr w:type="spellEnd"/>
-      <w:r>
-        <w:t xml:space="preserve"> </w:t>
-      </w:r>
-      <w:proofErr w:type="spellStart"/>
-      <w:r>
-        <w:t>pengaruh</w:t>
-      </w:r>
-      <w:proofErr w:type="spellEnd"/>
-      <w:r>
-        <w:t xml:space="preserve"> </w:t>
-      </w:r>
-      <w:proofErr w:type="spellStart"/>
-      <w:r>
-        <w:t>faktor</w:t>
-      </w:r>
-      <w:proofErr w:type="spellEnd"/>
-      <w:r>
-        <w:t xml:space="preserve"> </w:t>
-      </w:r>
-      <w:proofErr w:type="spellStart"/>
-      <w:r>
-        <w:t>tersebut</w:t>
-      </w:r>
-      <w:proofErr w:type="spellEnd"/>
-      <w:r>
-        <w:t xml:space="preserve"> </w:t>
-      </w:r>
-      <w:proofErr w:type="spellStart"/>
-      <w:r>
-        <w:t>sering</w:t>
-      </w:r>
-      <w:proofErr w:type="spellEnd"/>
-      <w:r>
-        <w:t xml:space="preserve"> </w:t>
-      </w:r>
-      <w:proofErr w:type="spellStart"/>
-      <w:r>
-        <w:t>berubah</w:t>
-      </w:r>
-      <w:proofErr w:type="spellEnd"/>
-      <w:r>
-        <w:t xml:space="preserve"> </w:t>
-      </w:r>
-      <w:proofErr w:type="spellStart"/>
-      <w:r>
-        <w:t>setelah</w:t>
-      </w:r>
-      <w:proofErr w:type="spellEnd"/>
-      <w:r>
-        <w:t xml:space="preserve"> </w:t>
-      </w:r>
-      <w:proofErr w:type="spellStart"/>
-      <w:r>
-        <w:t>gejala</w:t>
-      </w:r>
-      <w:proofErr w:type="spellEnd"/>
-      <w:r>
-        <w:t xml:space="preserve"> </w:t>
-      </w:r>
-      <w:proofErr w:type="spellStart"/>
-      <w:r>
-        <w:t>depresi</w:t>
-      </w:r>
-      <w:proofErr w:type="spellEnd"/>
-      <w:r>
-        <w:t xml:space="preserve">, </w:t>
-      </w:r>
-      <w:proofErr w:type="spellStart"/>
-      <w:r>
-        <w:t>kecemasan</w:t>
-      </w:r>
-      <w:proofErr w:type="spellEnd"/>
-      <w:r>
-        <w:t xml:space="preserve">, </w:t>
-      </w:r>
-      <w:proofErr w:type="spellStart"/>
-      <w:r>
-        <w:t>gejala</w:t>
-      </w:r>
-      <w:proofErr w:type="spellEnd"/>
-      <w:r>
-        <w:t xml:space="preserve"> </w:t>
-      </w:r>
-      <w:proofErr w:type="spellStart"/>
-      <w:r>
-        <w:t>negatif</w:t>
-      </w:r>
-      <w:proofErr w:type="spellEnd"/>
-      <w:r>
-        <w:t xml:space="preserve">, </w:t>
-      </w:r>
-      <w:proofErr w:type="spellStart"/>
-      <w:r>
-        <w:t>kognisi</w:t>
-      </w:r>
-      <w:proofErr w:type="spellEnd"/>
-      <w:r>
-        <w:t xml:space="preserve">, dan </w:t>
-      </w:r>
-      <w:proofErr w:type="spellStart"/>
-      <w:r>
-        <w:t>efek</w:t>
-      </w:r>
-      <w:proofErr w:type="spellEnd"/>
-      <w:r>
-        <w:t xml:space="preserve"> </w:t>
-      </w:r>
-      <w:proofErr w:type="spellStart"/>
-      <w:r>
-        <w:t>samping</w:t>
-      </w:r>
-      <w:proofErr w:type="spellEnd"/>
-      <w:r>
-        <w:t xml:space="preserve"> </w:t>
-      </w:r>
-      <w:proofErr w:type="spellStart"/>
-      <w:r>
-        <w:t>obat</w:t>
-      </w:r>
-      <w:proofErr w:type="spellEnd"/>
-      <w:r>
-        <w:t xml:space="preserve"> </w:t>
-      </w:r>
-      <w:proofErr w:type="spellStart"/>
-      <w:r>
-        <w:t>dikendalikan</w:t>
-      </w:r>
-      <w:proofErr w:type="spellEnd"/>
-      <w:r>
-        <w:t xml:space="preserve">. </w:t>
-      </w:r>
-      <w:proofErr w:type="spellStart"/>
-      <w:r>
-        <w:t>Ringkasan</w:t>
-      </w:r>
-      <w:proofErr w:type="spellEnd"/>
-      <w:r>
-        <w:t xml:space="preserve"> </w:t>
-      </w:r>
-      <w:proofErr w:type="spellStart"/>
-      <w:r>
-        <w:t>studi</w:t>
-      </w:r>
-      <w:proofErr w:type="spellEnd"/>
-      <w:r>
         <w:t xml:space="preserve"> inti </w:t>
       </w:r>
       <w:proofErr w:type="spellStart"/>
@@ -12481,15 +12376,7 @@
       </w:r>
       <w:proofErr w:type="spellEnd"/>
       <w:r>
-        <w:t xml:space="preserve"> pada </w:t>
-      </w:r>
-      <w:proofErr w:type="spellStart"/>
-      <w:r>
-        <w:t>Tabel</w:t>
-      </w:r>
-      <w:proofErr w:type="spellEnd"/>
-      <w:r>
-        <w:t xml:space="preserve"> 1.</w:t>
+        <w:t xml:space="preserve"> pada Tabel 1.</w:t>
       </w:r>
     </w:p>
     <w:p>
@@ -12507,23 +12394,13 @@
           <w:szCs w:val="24"/>
         </w:rPr>
       </w:pPr>
-      <w:proofErr w:type="spellStart"/>
       <w:r>
         <w:rPr>
           <w:color w:val="auto"/>
           <w:sz w:val="24"/>
           <w:szCs w:val="24"/>
         </w:rPr>
-        <w:t>Tabel</w:t>
-      </w:r>
-      <w:proofErr w:type="spellEnd"/>
-      <w:r>
-        <w:rPr>
-          <w:color w:val="auto"/>
-          <w:sz w:val="24"/>
-          <w:szCs w:val="24"/>
-        </w:rPr>
-        <w:t xml:space="preserve"> </w:t>
+        <w:t xml:space="preserve">Tabel </w:t>
       </w:r>
       <w:r>
         <w:rPr>
@@ -12664,7 +12541,6 @@
                 <w:szCs w:val="24"/>
               </w:rPr>
             </w:pPr>
-            <w:proofErr w:type="spellStart"/>
             <w:r>
               <w:rPr>
                 <w:rFonts w:cs="Times New Roman"/>
@@ -12673,7 +12549,6 @@
               </w:rPr>
               <w:t>Studi</w:t>
             </w:r>
-            <w:proofErr w:type="spellEnd"/>
           </w:p>
         </w:tc>
         <w:tc>
@@ -12763,23 +12638,13 @@
                 <w:szCs w:val="24"/>
               </w:rPr>
             </w:pPr>
-            <w:proofErr w:type="spellStart"/>
             <w:r>
               <w:rPr>
                 <w:rFonts w:cs="Times New Roman"/>
                 <w:b/>
                 <w:szCs w:val="24"/>
               </w:rPr>
-              <w:t>Faktor</w:t>
-            </w:r>
-            <w:proofErr w:type="spellEnd"/>
-            <w:r>
-              <w:rPr>
-                <w:rFonts w:cs="Times New Roman"/>
-                <w:b/>
-                <w:szCs w:val="24"/>
-              </w:rPr>
-              <w:t xml:space="preserve"> </w:t>
+              <w:t xml:space="preserve">Faktor </w:t>
             </w:r>
             <w:proofErr w:type="spellStart"/>
             <w:r>
@@ -12851,6 +12716,7 @@
             <w:pPr>
               <w:spacing w:line="276" w:lineRule="auto"/>
               <w:ind w:firstLine="0"/>
+              <w:jc w:val="left"/>
               <w:rPr>
                 <w:rFonts w:cs="Times New Roman"/>
                 <w:szCs w:val="24"/>
@@ -12873,6 +12739,7 @@
             <w:pPr>
               <w:spacing w:line="276" w:lineRule="auto"/>
               <w:ind w:firstLine="0"/>
+              <w:jc w:val="left"/>
               <w:rPr>
                 <w:rFonts w:cs="Times New Roman"/>
                 <w:szCs w:val="24"/>
@@ -12936,6 +12803,7 @@
             <w:pPr>
               <w:spacing w:line="276" w:lineRule="auto"/>
               <w:ind w:firstLine="0"/>
+              <w:jc w:val="left"/>
               <w:rPr>
                 <w:rFonts w:cs="Times New Roman"/>
                 <w:szCs w:val="24"/>
@@ -12958,6 +12826,7 @@
             <w:pPr>
               <w:spacing w:line="276" w:lineRule="auto"/>
               <w:ind w:firstLine="0"/>
+              <w:jc w:val="left"/>
               <w:rPr>
                 <w:rFonts w:cs="Times New Roman"/>
                 <w:szCs w:val="24"/>
@@ -13030,6 +12899,7 @@
             <w:pPr>
               <w:spacing w:line="276" w:lineRule="auto"/>
               <w:ind w:firstLine="0"/>
+              <w:jc w:val="left"/>
               <w:rPr>
                 <w:rFonts w:cs="Times New Roman"/>
                 <w:szCs w:val="24"/>
@@ -13385,6 +13255,7 @@
             <w:pPr>
               <w:spacing w:line="276" w:lineRule="auto"/>
               <w:ind w:firstLine="0"/>
+              <w:jc w:val="left"/>
               <w:rPr>
                 <w:rFonts w:cs="Times New Roman"/>
                 <w:szCs w:val="24"/>
@@ -13439,6 +13310,7 @@
             <w:pPr>
               <w:spacing w:line="276" w:lineRule="auto"/>
               <w:ind w:firstLine="0"/>
+              <w:jc w:val="left"/>
               <w:rPr>
                 <w:rFonts w:cs="Times New Roman"/>
                 <w:szCs w:val="24"/>
@@ -13461,6 +13333,7 @@
             <w:pPr>
               <w:spacing w:line="276" w:lineRule="auto"/>
               <w:ind w:firstLine="0"/>
+              <w:jc w:val="left"/>
               <w:rPr>
                 <w:rFonts w:cs="Times New Roman"/>
                 <w:szCs w:val="24"/>
@@ -13549,6 +13422,7 @@
             <w:pPr>
               <w:spacing w:line="276" w:lineRule="auto"/>
               <w:ind w:firstLine="0"/>
+              <w:jc w:val="left"/>
               <w:rPr>
                 <w:rFonts w:cs="Times New Roman"/>
                 <w:szCs w:val="24"/>
@@ -13769,6 +13643,7 @@
             <w:pPr>
               <w:spacing w:line="276" w:lineRule="auto"/>
               <w:ind w:firstLine="0"/>
+              <w:jc w:val="left"/>
               <w:rPr>
                 <w:rFonts w:cs="Times New Roman"/>
                 <w:szCs w:val="24"/>
@@ -13792,6 +13667,7 @@
             <w:pPr>
               <w:spacing w:line="276" w:lineRule="auto"/>
               <w:ind w:firstLine="0"/>
+              <w:jc w:val="left"/>
               <w:rPr>
                 <w:rFonts w:cs="Times New Roman"/>
                 <w:szCs w:val="24"/>
@@ -13823,6 +13699,7 @@
             <w:pPr>
               <w:spacing w:line="276" w:lineRule="auto"/>
               <w:ind w:firstLine="0"/>
+              <w:jc w:val="left"/>
               <w:rPr>
                 <w:rFonts w:cs="Times New Roman"/>
                 <w:szCs w:val="24"/>
@@ -13863,6 +13740,7 @@
             <w:pPr>
               <w:spacing w:line="276" w:lineRule="auto"/>
               <w:ind w:firstLine="0"/>
+              <w:jc w:val="left"/>
               <w:rPr>
                 <w:rFonts w:cs="Times New Roman"/>
                 <w:szCs w:val="24"/>
@@ -13967,26 +13845,18 @@
             <w:pPr>
               <w:spacing w:line="276" w:lineRule="auto"/>
               <w:ind w:firstLine="0"/>
+              <w:jc w:val="left"/>
               <w:rPr>
                 <w:rFonts w:cs="Times New Roman"/>
                 <w:szCs w:val="24"/>
               </w:rPr>
             </w:pPr>
-            <w:proofErr w:type="spellStart"/>
             <w:r>
               <w:rPr>
                 <w:rFonts w:cs="Times New Roman"/>
                 <w:szCs w:val="24"/>
               </w:rPr>
-              <w:t>Faktor</w:t>
-            </w:r>
-            <w:proofErr w:type="spellEnd"/>
-            <w:r>
-              <w:rPr>
-                <w:rFonts w:cs="Times New Roman"/>
-                <w:szCs w:val="24"/>
-              </w:rPr>
-              <w:t xml:space="preserve"> </w:t>
+              <w:t xml:space="preserve">Faktor </w:t>
             </w:r>
             <w:proofErr w:type="spellStart"/>
             <w:r>
@@ -14163,26 +14033,18 @@
             <w:pPr>
               <w:spacing w:line="276" w:lineRule="auto"/>
               <w:ind w:firstLine="0"/>
+              <w:jc w:val="left"/>
               <w:rPr>
                 <w:rFonts w:cs="Times New Roman"/>
                 <w:szCs w:val="24"/>
               </w:rPr>
             </w:pPr>
-            <w:proofErr w:type="spellStart"/>
             <w:r>
               <w:rPr>
                 <w:rFonts w:cs="Times New Roman"/>
                 <w:szCs w:val="24"/>
               </w:rPr>
-              <w:t>Wakim</w:t>
-            </w:r>
-            <w:proofErr w:type="spellEnd"/>
-            <w:r>
-              <w:rPr>
-                <w:rFonts w:cs="Times New Roman"/>
-                <w:szCs w:val="24"/>
-              </w:rPr>
-              <w:t xml:space="preserve"> et al. (2025)</w:t>
+              <w:t>Wakim et al. (2025)</w:t>
             </w:r>
           </w:p>
         </w:tc>
@@ -14194,6 +14056,7 @@
             <w:pPr>
               <w:spacing w:line="276" w:lineRule="auto"/>
               <w:ind w:firstLine="0"/>
+              <w:jc w:val="left"/>
               <w:rPr>
                 <w:rFonts w:cs="Times New Roman"/>
                 <w:szCs w:val="24"/>
@@ -14296,6 +14159,7 @@
             <w:pPr>
               <w:spacing w:line="276" w:lineRule="auto"/>
               <w:ind w:firstLine="0"/>
+              <w:jc w:val="left"/>
               <w:rPr>
                 <w:rFonts w:cs="Times New Roman"/>
                 <w:szCs w:val="24"/>
@@ -14318,6 +14182,7 @@
             <w:pPr>
               <w:spacing w:line="276" w:lineRule="auto"/>
               <w:ind w:firstLine="0"/>
+              <w:jc w:val="left"/>
               <w:rPr>
                 <w:rFonts w:cs="Times New Roman"/>
                 <w:szCs w:val="24"/>
@@ -14406,6 +14271,7 @@
             <w:pPr>
               <w:spacing w:line="276" w:lineRule="auto"/>
               <w:ind w:firstLine="0"/>
+              <w:jc w:val="left"/>
               <w:rPr>
                 <w:rFonts w:cs="Times New Roman"/>
                 <w:szCs w:val="24"/>
@@ -14730,6 +14596,7 @@
             <w:pPr>
               <w:spacing w:line="276" w:lineRule="auto"/>
               <w:ind w:firstLine="0"/>
+              <w:jc w:val="left"/>
               <w:rPr>
                 <w:rFonts w:cs="Times New Roman"/>
                 <w:szCs w:val="24"/>
@@ -14752,6 +14619,7 @@
             <w:pPr>
               <w:spacing w:line="276" w:lineRule="auto"/>
               <w:ind w:firstLine="0"/>
+              <w:jc w:val="left"/>
               <w:rPr>
                 <w:rFonts w:cs="Times New Roman"/>
                 <w:szCs w:val="24"/>
@@ -14815,6 +14683,7 @@
             <w:pPr>
               <w:spacing w:line="276" w:lineRule="auto"/>
               <w:ind w:firstLine="0"/>
+              <w:jc w:val="left"/>
               <w:rPr>
                 <w:rFonts w:cs="Times New Roman"/>
                 <w:szCs w:val="24"/>
@@ -14839,6 +14708,7 @@
             <w:pPr>
               <w:spacing w:line="276" w:lineRule="auto"/>
               <w:ind w:firstLine="0"/>
+              <w:jc w:val="left"/>
               <w:rPr>
                 <w:rFonts w:cs="Times New Roman"/>
                 <w:szCs w:val="24"/>
@@ -14902,6 +14772,7 @@
             <w:pPr>
               <w:spacing w:line="276" w:lineRule="auto"/>
               <w:ind w:firstLine="0"/>
+              <w:jc w:val="left"/>
               <w:rPr>
                 <w:rFonts w:cs="Times New Roman"/>
                 <w:szCs w:val="24"/>
@@ -15194,6 +15065,7 @@
             <w:pPr>
               <w:spacing w:line="276" w:lineRule="auto"/>
               <w:ind w:firstLine="0"/>
+              <w:jc w:val="left"/>
               <w:rPr>
                 <w:rFonts w:cs="Times New Roman"/>
                 <w:szCs w:val="24"/>
@@ -15216,6 +15088,7 @@
             <w:pPr>
               <w:spacing w:line="276" w:lineRule="auto"/>
               <w:ind w:firstLine="0"/>
+              <w:jc w:val="left"/>
               <w:rPr>
                 <w:rFonts w:cs="Times New Roman"/>
                 <w:szCs w:val="24"/>
@@ -15288,6 +15161,7 @@
             <w:pPr>
               <w:spacing w:line="276" w:lineRule="auto"/>
               <w:ind w:firstLine="0"/>
+              <w:jc w:val="left"/>
               <w:rPr>
                 <w:rFonts w:cs="Times New Roman"/>
                 <w:szCs w:val="24"/>
@@ -15310,6 +15184,7 @@
             <w:pPr>
               <w:spacing w:line="276" w:lineRule="auto"/>
               <w:ind w:firstLine="0"/>
+              <w:jc w:val="left"/>
               <w:rPr>
                 <w:rFonts w:cs="Times New Roman"/>
                 <w:szCs w:val="24"/>
@@ -15373,6 +15248,7 @@
             <w:pPr>
               <w:spacing w:line="276" w:lineRule="auto"/>
               <w:ind w:firstLine="0"/>
+              <w:jc w:val="left"/>
               <w:rPr>
                 <w:rFonts w:cs="Times New Roman"/>
                 <w:szCs w:val="24"/>
@@ -15665,6 +15541,7 @@
             <w:pPr>
               <w:spacing w:line="276" w:lineRule="auto"/>
               <w:ind w:firstLine="0"/>
+              <w:jc w:val="left"/>
               <w:rPr>
                 <w:rFonts w:cs="Times New Roman"/>
                 <w:szCs w:val="24"/>
@@ -15687,6 +15564,7 @@
             <w:pPr>
               <w:spacing w:line="276" w:lineRule="auto"/>
               <w:ind w:firstLine="0"/>
+              <w:jc w:val="left"/>
               <w:rPr>
                 <w:rFonts w:cs="Times New Roman"/>
                 <w:szCs w:val="24"/>
@@ -15741,6 +15619,7 @@
             <w:pPr>
               <w:spacing w:line="276" w:lineRule="auto"/>
               <w:ind w:firstLine="0"/>
+              <w:jc w:val="left"/>
               <w:rPr>
                 <w:rFonts w:cs="Times New Roman"/>
                 <w:szCs w:val="24"/>
@@ -15763,6 +15642,7 @@
             <w:pPr>
               <w:spacing w:line="276" w:lineRule="auto"/>
               <w:ind w:firstLine="0"/>
+              <w:jc w:val="left"/>
               <w:rPr>
                 <w:rFonts w:cs="Times New Roman"/>
                 <w:szCs w:val="24"/>
@@ -15803,6 +15683,7 @@
             <w:pPr>
               <w:spacing w:line="276" w:lineRule="auto"/>
               <w:ind w:firstLine="0"/>
+              <w:jc w:val="left"/>
               <w:rPr>
                 <w:rFonts w:cs="Times New Roman"/>
                 <w:szCs w:val="24"/>
@@ -16038,6 +15919,7 @@
             <w:pPr>
               <w:spacing w:line="276" w:lineRule="auto"/>
               <w:ind w:firstLine="0"/>
+              <w:jc w:val="left"/>
               <w:rPr>
                 <w:rFonts w:cs="Times New Roman"/>
                 <w:szCs w:val="24"/>
@@ -16061,6 +15943,7 @@
             <w:pPr>
               <w:spacing w:line="276" w:lineRule="auto"/>
               <w:ind w:firstLine="0"/>
+              <w:jc w:val="left"/>
               <w:rPr>
                 <w:rFonts w:cs="Times New Roman"/>
                 <w:szCs w:val="24"/>
@@ -16083,6 +15966,7 @@
             <w:pPr>
               <w:spacing w:line="276" w:lineRule="auto"/>
               <w:ind w:firstLine="0"/>
+              <w:jc w:val="left"/>
               <w:rPr>
                 <w:rFonts w:cs="Times New Roman"/>
                 <w:szCs w:val="24"/>
@@ -16139,26 +16023,18 @@
             <w:pPr>
               <w:spacing w:line="276" w:lineRule="auto"/>
               <w:ind w:firstLine="0"/>
+              <w:jc w:val="left"/>
               <w:rPr>
                 <w:rFonts w:cs="Times New Roman"/>
                 <w:szCs w:val="24"/>
               </w:rPr>
             </w:pPr>
-            <w:proofErr w:type="spellStart"/>
             <w:r>
               <w:rPr>
                 <w:rFonts w:cs="Times New Roman"/>
                 <w:szCs w:val="24"/>
               </w:rPr>
-              <w:t>Jenis</w:t>
-            </w:r>
-            <w:proofErr w:type="spellEnd"/>
-            <w:r>
-              <w:rPr>
-                <w:rFonts w:cs="Times New Roman"/>
-                <w:szCs w:val="24"/>
-              </w:rPr>
-              <w:t xml:space="preserve"> </w:t>
+              <w:t xml:space="preserve">Jenis </w:t>
             </w:r>
             <w:proofErr w:type="spellStart"/>
             <w:r>
@@ -16202,6 +16078,7 @@
             <w:pPr>
               <w:spacing w:line="276" w:lineRule="auto"/>
               <w:ind w:firstLine="0"/>
+              <w:jc w:val="left"/>
               <w:rPr>
                 <w:rFonts w:cs="Times New Roman"/>
                 <w:szCs w:val="24"/>
@@ -16389,26 +16266,18 @@
             <w:pPr>
               <w:spacing w:line="276" w:lineRule="auto"/>
               <w:ind w:firstLine="0"/>
+              <w:jc w:val="left"/>
               <w:rPr>
                 <w:rFonts w:cs="Times New Roman"/>
                 <w:szCs w:val="24"/>
               </w:rPr>
             </w:pPr>
-            <w:proofErr w:type="spellStart"/>
             <w:r>
               <w:rPr>
                 <w:rFonts w:cs="Times New Roman"/>
                 <w:szCs w:val="24"/>
               </w:rPr>
-              <w:t>Völker</w:t>
-            </w:r>
-            <w:proofErr w:type="spellEnd"/>
-            <w:r>
-              <w:rPr>
-                <w:rFonts w:cs="Times New Roman"/>
-                <w:szCs w:val="24"/>
-              </w:rPr>
-              <w:t xml:space="preserve"> &amp; </w:t>
+              <w:t xml:space="preserve">Völker &amp; </w:t>
             </w:r>
             <w:proofErr w:type="spellStart"/>
             <w:r>
@@ -16436,6 +16305,7 @@
             <w:pPr>
               <w:spacing w:line="276" w:lineRule="auto"/>
               <w:ind w:firstLine="0"/>
+              <w:jc w:val="left"/>
               <w:rPr>
                 <w:rFonts w:cs="Times New Roman"/>
                 <w:szCs w:val="24"/>
@@ -16474,6 +16344,7 @@
             <w:pPr>
               <w:spacing w:line="276" w:lineRule="auto"/>
               <w:ind w:firstLine="0"/>
+              <w:jc w:val="left"/>
               <w:rPr>
                 <w:rFonts w:cs="Times New Roman"/>
                 <w:szCs w:val="24"/>
@@ -16505,26 +16376,18 @@
             <w:pPr>
               <w:spacing w:line="276" w:lineRule="auto"/>
               <w:ind w:firstLine="0"/>
+              <w:jc w:val="left"/>
               <w:rPr>
                 <w:rFonts w:cs="Times New Roman"/>
                 <w:szCs w:val="24"/>
               </w:rPr>
             </w:pPr>
-            <w:proofErr w:type="spellStart"/>
             <w:r>
               <w:rPr>
                 <w:rFonts w:cs="Times New Roman"/>
                 <w:szCs w:val="24"/>
               </w:rPr>
-              <w:t>Faktor</w:t>
-            </w:r>
-            <w:proofErr w:type="spellEnd"/>
-            <w:r>
-              <w:rPr>
-                <w:rFonts w:cs="Times New Roman"/>
-                <w:szCs w:val="24"/>
-              </w:rPr>
-              <w:t xml:space="preserve"> </w:t>
+              <w:t xml:space="preserve">Faktor </w:t>
             </w:r>
             <w:proofErr w:type="spellStart"/>
             <w:r>
@@ -16593,6 +16456,7 @@
             <w:pPr>
               <w:spacing w:line="276" w:lineRule="auto"/>
               <w:ind w:firstLine="0"/>
+              <w:jc w:val="left"/>
               <w:rPr>
                 <w:rFonts w:cs="Times New Roman"/>
                 <w:szCs w:val="24"/>
@@ -16780,6 +16644,7 @@
             <w:pPr>
               <w:spacing w:line="276" w:lineRule="auto"/>
               <w:ind w:firstLine="0"/>
+              <w:jc w:val="left"/>
               <w:rPr>
                 <w:rFonts w:cs="Times New Roman"/>
                 <w:szCs w:val="24"/>
@@ -16811,6 +16676,7 @@
             <w:pPr>
               <w:spacing w:line="276" w:lineRule="auto"/>
               <w:ind w:firstLine="0"/>
+              <w:jc w:val="left"/>
               <w:rPr>
                 <w:rFonts w:cs="Times New Roman"/>
                 <w:szCs w:val="24"/>
@@ -16849,6 +16715,7 @@
             <w:pPr>
               <w:spacing w:line="276" w:lineRule="auto"/>
               <w:ind w:firstLine="0"/>
+              <w:jc w:val="left"/>
               <w:rPr>
                 <w:rFonts w:cs="Times New Roman"/>
                 <w:szCs w:val="24"/>
@@ -16871,6 +16738,7 @@
             <w:pPr>
               <w:spacing w:line="276" w:lineRule="auto"/>
               <w:ind w:firstLine="0"/>
+              <w:jc w:val="left"/>
               <w:rPr>
                 <w:rFonts w:cs="Times New Roman"/>
                 <w:szCs w:val="24"/>
@@ -16966,6 +16834,7 @@
             <w:pPr>
               <w:spacing w:line="276" w:lineRule="auto"/>
               <w:ind w:firstLine="0"/>
+              <w:jc w:val="left"/>
               <w:rPr>
                 <w:rFonts w:cs="Times New Roman"/>
                 <w:szCs w:val="24"/>
@@ -17146,6 +17015,7 @@
             <w:pPr>
               <w:spacing w:line="276" w:lineRule="auto"/>
               <w:ind w:firstLine="0"/>
+              <w:jc w:val="left"/>
               <w:rPr>
                 <w:rFonts w:cs="Times New Roman"/>
                 <w:szCs w:val="24"/>
@@ -17168,6 +17038,7 @@
             <w:pPr>
               <w:spacing w:line="276" w:lineRule="auto"/>
               <w:ind w:firstLine="0"/>
+              <w:jc w:val="left"/>
               <w:rPr>
                 <w:rFonts w:cs="Times New Roman"/>
                 <w:szCs w:val="24"/>
@@ -17231,6 +17102,7 @@
             <w:pPr>
               <w:spacing w:line="276" w:lineRule="auto"/>
               <w:ind w:firstLine="0"/>
+              <w:jc w:val="left"/>
               <w:rPr>
                 <w:rFonts w:cs="Times New Roman"/>
                 <w:szCs w:val="24"/>
@@ -17253,6 +17125,7 @@
             <w:pPr>
               <w:spacing w:line="276" w:lineRule="auto"/>
               <w:ind w:firstLine="0"/>
+              <w:jc w:val="left"/>
               <w:rPr>
                 <w:rFonts w:cs="Times New Roman"/>
                 <w:szCs w:val="24"/>
@@ -17309,6 +17182,7 @@
             <w:pPr>
               <w:spacing w:line="276" w:lineRule="auto"/>
               <w:ind w:firstLine="0"/>
+              <w:jc w:val="left"/>
               <w:rPr>
                 <w:rFonts w:cs="Times New Roman"/>
                 <w:szCs w:val="24"/>
@@ -18068,15 +17942,7 @@
       </w:r>
       <w:proofErr w:type="spellEnd"/>
       <w:r>
-        <w:t xml:space="preserve">. </w:t>
-      </w:r>
-      <w:proofErr w:type="spellStart"/>
-      <w:r>
-        <w:t>Dengan</w:t>
-      </w:r>
-      <w:proofErr w:type="spellEnd"/>
-      <w:r>
-        <w:t xml:space="preserve"> </w:t>
+        <w:t xml:space="preserve">. Dengan </w:t>
       </w:r>
       <w:proofErr w:type="spellStart"/>
       <w:r>
@@ -21104,15 +20970,7 @@
       </w:r>
       <w:proofErr w:type="spellEnd"/>
       <w:r>
-        <w:t xml:space="preserve">. </w:t>
-      </w:r>
-      <w:proofErr w:type="spellStart"/>
-      <w:r>
-        <w:t>Studi</w:t>
-      </w:r>
-      <w:proofErr w:type="spellEnd"/>
-      <w:r>
-        <w:t xml:space="preserve"> </w:t>
+        <w:t xml:space="preserve">. Studi </w:t>
       </w:r>
       <w:proofErr w:type="spellStart"/>
       <w:r>
@@ -21875,15 +21733,7 @@
         <w:fldChar w:fldCharType="end"/>
       </w:r>
       <w:r>
-        <w:t xml:space="preserve">. </w:t>
-      </w:r>
-      <w:proofErr w:type="spellStart"/>
-      <w:r>
-        <w:t>Dengan</w:t>
-      </w:r>
-      <w:proofErr w:type="spellEnd"/>
-      <w:r>
-        <w:t xml:space="preserve"> </w:t>
+        <w:t xml:space="preserve">. Dengan </w:t>
       </w:r>
       <w:proofErr w:type="spellStart"/>
       <w:r>
@@ -23868,13 +23718,8 @@
       </w:r>
     </w:p>
     <w:p>
-      <w:proofErr w:type="spellStart"/>
-      <w:r>
-        <w:t>Jenis</w:t>
-      </w:r>
-      <w:proofErr w:type="spellEnd"/>
-      <w:r>
-        <w:t xml:space="preserve"> </w:t>
+      <w:r>
+        <w:t xml:space="preserve">Jenis </w:t>
       </w:r>
       <w:proofErr w:type="spellStart"/>
       <w:r>
@@ -24817,15 +24662,7 @@
       </w:r>
       <w:proofErr w:type="spellEnd"/>
       <w:r>
-        <w:t xml:space="preserve">. </w:t>
-      </w:r>
-      <w:proofErr w:type="spellStart"/>
-      <w:r>
-        <w:t>Studi</w:t>
-      </w:r>
-      <w:proofErr w:type="spellEnd"/>
-      <w:r>
-        <w:t xml:space="preserve"> </w:t>
+        <w:t xml:space="preserve">. Studi </w:t>
       </w:r>
       <w:r>
         <w:fldChar w:fldCharType="begin" w:fldLock="1"/>
@@ -25155,15 +24992,7 @@
       </w:r>
       <w:proofErr w:type="spellEnd"/>
       <w:r>
-        <w:t xml:space="preserve">. </w:t>
-      </w:r>
-      <w:proofErr w:type="spellStart"/>
-      <w:r>
-        <w:t>Dengan</w:t>
-      </w:r>
-      <w:proofErr w:type="spellEnd"/>
-      <w:r>
-        <w:t xml:space="preserve"> kata lain, </w:t>
+        <w:t xml:space="preserve">. Dengan kata lain, </w:t>
       </w:r>
       <w:proofErr w:type="spellStart"/>
       <w:r>
@@ -26194,15 +26023,7 @@
       </w:r>
       <w:proofErr w:type="spellEnd"/>
       <w:r>
-        <w:t xml:space="preserve"> </w:t>
-      </w:r>
-      <w:proofErr w:type="spellStart"/>
-      <w:r>
-        <w:t>dua</w:t>
-      </w:r>
-      <w:proofErr w:type="spellEnd"/>
-      <w:r>
-        <w:t xml:space="preserve"> </w:t>
+        <w:t xml:space="preserve"> dua </w:t>
       </w:r>
       <w:proofErr w:type="spellStart"/>
       <w:r>
@@ -26278,13 +26099,8 @@
       </w:r>
     </w:p>
     <w:p>
-      <w:proofErr w:type="spellStart"/>
-      <w:r>
-        <w:t>Studi</w:t>
-      </w:r>
-      <w:proofErr w:type="spellEnd"/>
-      <w:r>
-        <w:t xml:space="preserve"> </w:t>
+      <w:r>
+        <w:t xml:space="preserve">Studi </w:t>
       </w:r>
       <w:r>
         <w:fldChar w:fldCharType="begin" w:fldLock="1"/>
@@ -29545,15 +29361,7 @@
       </w:r>
       <w:proofErr w:type="spellEnd"/>
       <w:r>
-        <w:t xml:space="preserve">, </w:t>
-      </w:r>
-      <w:proofErr w:type="spellStart"/>
-      <w:r>
-        <w:t>batas</w:t>
-      </w:r>
-      <w:proofErr w:type="spellEnd"/>
-      <w:r>
-        <w:t xml:space="preserve"> </w:t>
+        <w:t xml:space="preserve">, batas </w:t>
       </w:r>
       <w:proofErr w:type="spellStart"/>
       <w:r>
@@ -29852,15 +29660,7 @@
       </w:r>
       <w:proofErr w:type="spellEnd"/>
       <w:r>
-        <w:t xml:space="preserve"> </w:t>
-      </w:r>
-      <w:proofErr w:type="spellStart"/>
-      <w:r>
-        <w:t>dua</w:t>
-      </w:r>
-      <w:proofErr w:type="spellEnd"/>
-      <w:r>
-        <w:t xml:space="preserve"> </w:t>
+        <w:t xml:space="preserve"> dua </w:t>
       </w:r>
       <w:proofErr w:type="spellStart"/>
       <w:r>
@@ -30663,15 +30463,7 @@
         <w:fldChar w:fldCharType="end"/>
       </w:r>
       <w:r>
-        <w:t xml:space="preserve">. </w:t>
-      </w:r>
-      <w:proofErr w:type="spellStart"/>
-      <w:r>
-        <w:t>Artinya</w:t>
-      </w:r>
-      <w:proofErr w:type="spellEnd"/>
-      <w:r>
-        <w:t xml:space="preserve">, program </w:t>
+        <w:t xml:space="preserve">. Artinya, program </w:t>
       </w:r>
       <w:proofErr w:type="spellStart"/>
       <w:r>
@@ -31282,15 +31074,7 @@
       </w:r>
       <w:proofErr w:type="spellEnd"/>
       <w:r>
-        <w:t xml:space="preserve"> </w:t>
-      </w:r>
-      <w:proofErr w:type="spellStart"/>
-      <w:r>
-        <w:t>motorik</w:t>
-      </w:r>
-      <w:proofErr w:type="spellEnd"/>
-      <w:r>
-        <w:t xml:space="preserve">, </w:t>
+        <w:t xml:space="preserve"> motorik, </w:t>
       </w:r>
       <w:proofErr w:type="spellStart"/>
       <w:r>
@@ -32335,15 +32119,7 @@
       </w:r>
       <w:proofErr w:type="spellEnd"/>
       <w:r>
-        <w:t xml:space="preserve"> </w:t>
-      </w:r>
-      <w:proofErr w:type="spellStart"/>
-      <w:r>
-        <w:t>norma</w:t>
-      </w:r>
-      <w:proofErr w:type="spellEnd"/>
-      <w:r>
-        <w:t xml:space="preserve"> </w:t>
+        <w:t xml:space="preserve"> norma </w:t>
       </w:r>
       <w:proofErr w:type="spellStart"/>
       <w:r>
@@ -33717,15 +33493,7 @@
       </w:r>
       <w:proofErr w:type="spellEnd"/>
       <w:r>
-        <w:t xml:space="preserve"> </w:t>
-      </w:r>
-      <w:proofErr w:type="spellStart"/>
-      <w:r>
-        <w:t>rutin</w:t>
-      </w:r>
-      <w:proofErr w:type="spellEnd"/>
-      <w:r>
-        <w:t xml:space="preserve"> </w:t>
+        <w:t xml:space="preserve"> rutin </w:t>
       </w:r>
       <w:proofErr w:type="spellStart"/>
       <w:r>
@@ -34884,13 +34652,8 @@
       </w:r>
     </w:p>
     <w:p>
-      <w:proofErr w:type="spellStart"/>
-      <w:r>
-        <w:t>Studi</w:t>
-      </w:r>
-      <w:proofErr w:type="spellEnd"/>
-      <w:r>
-        <w:t xml:space="preserve"> </w:t>
+      <w:r>
+        <w:t xml:space="preserve">Studi </w:t>
       </w:r>
       <w:proofErr w:type="spellStart"/>
       <w:r>
@@ -35324,15 +35087,7 @@
       </w:r>
       <w:proofErr w:type="spellEnd"/>
       <w:r>
-        <w:t xml:space="preserve">. </w:t>
-      </w:r>
-      <w:proofErr w:type="spellStart"/>
-      <w:r>
-        <w:t>Ini</w:t>
-      </w:r>
-      <w:proofErr w:type="spellEnd"/>
-      <w:r>
-        <w:t xml:space="preserve"> </w:t>
+        <w:t xml:space="preserve">. Ini </w:t>
       </w:r>
       <w:proofErr w:type="spellStart"/>
       <w:r>
@@ -35918,15 +35673,7 @@
       </w:r>
       <w:proofErr w:type="spellEnd"/>
       <w:r>
-        <w:t xml:space="preserve"> non-</w:t>
-      </w:r>
-      <w:proofErr w:type="spellStart"/>
-      <w:r>
-        <w:t>Inggris</w:t>
-      </w:r>
-      <w:proofErr w:type="spellEnd"/>
-      <w:r>
-        <w:t xml:space="preserve"> yang </w:t>
+        <w:t xml:space="preserve"> non-Inggris yang </w:t>
       </w:r>
       <w:proofErr w:type="spellStart"/>
       <w:r>
@@ -35942,15 +35689,7 @@
       </w:r>
       <w:proofErr w:type="spellEnd"/>
       <w:r>
-        <w:t xml:space="preserve"> </w:t>
-      </w:r>
-      <w:proofErr w:type="spellStart"/>
-      <w:r>
-        <w:t>Inggris</w:t>
-      </w:r>
-      <w:proofErr w:type="spellEnd"/>
-      <w:r>
-        <w:t xml:space="preserve"> </w:t>
+        <w:t xml:space="preserve"> Inggris </w:t>
       </w:r>
       <w:proofErr w:type="spellStart"/>
       <w:r>
@@ -36328,15 +36067,7 @@
       </w:r>
       <w:proofErr w:type="spellEnd"/>
       <w:r>
-        <w:t xml:space="preserve">. </w:t>
-      </w:r>
-      <w:proofErr w:type="spellStart"/>
-      <w:r>
-        <w:t>Faktor</w:t>
-      </w:r>
-      <w:proofErr w:type="spellEnd"/>
-      <w:r>
-        <w:t xml:space="preserve"> yang </w:t>
+        <w:t xml:space="preserve">. Faktor yang </w:t>
       </w:r>
       <w:proofErr w:type="spellStart"/>
       <w:r>
@@ -36966,13 +36697,8 @@
       </w:r>
     </w:p>
     <w:p>
-      <w:proofErr w:type="spellStart"/>
-      <w:r>
-        <w:t>Faktor</w:t>
-      </w:r>
-      <w:proofErr w:type="spellEnd"/>
-      <w:r>
-        <w:t xml:space="preserve"> </w:t>
+      <w:r>
+        <w:t xml:space="preserve">Faktor </w:t>
       </w:r>
       <w:proofErr w:type="spellStart"/>
       <w:r>
@@ -38827,7 +38553,7 @@
 </file>
 
 <file path=word/endnotes.xml><?xml version="1.0" encoding="utf-8"?>
-<w:endnotes xmlns:wpc="http://schemas.microsoft.com/office/word/2010/wordprocessingCanvas" xmlns:cx="http://schemas.microsoft.com/office/drawing/2014/chartex" xmlns:cx1="http://schemas.microsoft.com/office/drawing/2015/9/8/chartex" xmlns:cx2="http://schemas.microsoft.com/office/drawing/2015/10/21/chartex" xmlns:cx3="http://schemas.microsoft.com/office/drawing/2016/5/9/chartex" xmlns:cx4="http://schemas.microsoft.com/office/drawing/2016/5/10/chartex" xmlns:cx5="http://schemas.microsoft.com/office/drawing/2016/5/11/chartex" xmlns:cx6="http://schemas.microsoft.com/office/drawing/2016/5/12/chartex" xmlns:cx7="http://schemas.microsoft.com/office/drawing/2016/5/13/chartex" xmlns:cx8="http://schemas.microsoft.com/office/drawing/2016/5/14/chartex" xmlns:mc="http://schemas.openxmlformats.org/markup-compatibility/2006" xmlns:aink="http://schemas.microsoft.com/office/drawing/2016/ink" xmlns:am3d="http://schemas.microsoft.com/office/drawing/2017/model3d" xmlns:o="urn:schemas-microsoft-com:office:office" xmlns:r="http://schemas.openxmlformats.org/officeDocument/2006/relationships" xmlns:m="http://schemas.openxmlformats.org/officeDocument/2006/math" xmlns:v="urn:schemas-microsoft-com:vml" xmlns:wp14="http://schemas.microsoft.com/office/word/2010/wordprocessingDrawing" xmlns:wp="http://schemas.openxmlformats.org/drawingml/2006/wordprocessingDrawing" xmlns:w10="urn:schemas-microsoft-com:office:word" xmlns:w="http://schemas.openxmlformats.org/wordprocessingml/2006/main" xmlns:w14="http://schemas.microsoft.com/office/word/2010/wordml" xmlns:w15="http://schemas.microsoft.com/office/word/2012/wordml" xmlns:w16cex="http://schemas.microsoft.com/office/word/2018/wordml/cex" xmlns:w16cid="http://schemas.microsoft.com/office/word/2016/wordml/cid" xmlns:w16="http://schemas.microsoft.com/office/word/2018/wordml" xmlns:w16sdtdh="http://schemas.microsoft.com/office/word/2020/wordml/sdtdatahash" xmlns:w16se="http://schemas.microsoft.com/office/word/2015/wordml/symex" xmlns:wpg="http://schemas.microsoft.com/office/word/2010/wordprocessingGroup" xmlns:wpi="http://schemas.microsoft.com/office/word/2010/wordprocessingInk" xmlns:wne="http://schemas.microsoft.com/office/word/2006/wordml" xmlns:wps="http://schemas.microsoft.com/office/word/2010/wordprocessingShape" mc:Ignorable="w14 w15 w16se w16cid w16 w16cex w16sdtdh wp14">
+<w:endnotes xmlns:wpc="http://schemas.microsoft.com/office/word/2010/wordprocessingCanvas" xmlns:cx="http://schemas.microsoft.com/office/drawing/2014/chartex" xmlns:cx1="http://schemas.microsoft.com/office/drawing/2015/9/8/chartex" xmlns:cx2="http://schemas.microsoft.com/office/drawing/2015/10/21/chartex" xmlns:cx3="http://schemas.microsoft.com/office/drawing/2016/5/9/chartex" xmlns:cx4="http://schemas.microsoft.com/office/drawing/2016/5/10/chartex" xmlns:cx5="http://schemas.microsoft.com/office/drawing/2016/5/11/chartex" xmlns:cx6="http://schemas.microsoft.com/office/drawing/2016/5/12/chartex" xmlns:cx7="http://schemas.microsoft.com/office/drawing/2016/5/13/chartex" xmlns:cx8="http://schemas.microsoft.com/office/drawing/2016/5/14/chartex" xmlns:mc="http://schemas.openxmlformats.org/markup-compatibility/2006" xmlns:aink="http://schemas.microsoft.com/office/drawing/2016/ink" xmlns:am3d="http://schemas.microsoft.com/office/drawing/2017/model3d" xmlns:o="urn:schemas-microsoft-com:office:office" xmlns:oel="http://schemas.microsoft.com/office/2019/extlst" xmlns:r="http://schemas.openxmlformats.org/officeDocument/2006/relationships" xmlns:m="http://schemas.openxmlformats.org/officeDocument/2006/math" xmlns:v="urn:schemas-microsoft-com:vml" xmlns:wp14="http://schemas.microsoft.com/office/word/2010/wordprocessingDrawing" xmlns:wp="http://schemas.openxmlformats.org/drawingml/2006/wordprocessingDrawing" xmlns:w10="urn:schemas-microsoft-com:office:word" xmlns:w="http://schemas.openxmlformats.org/wordprocessingml/2006/main" xmlns:w14="http://schemas.microsoft.com/office/word/2010/wordml" xmlns:w15="http://schemas.microsoft.com/office/word/2012/wordml" xmlns:w16cex="http://schemas.microsoft.com/office/word/2018/wordml/cex" xmlns:w16cid="http://schemas.microsoft.com/office/word/2016/wordml/cid" xmlns:w16="http://schemas.microsoft.com/office/word/2018/wordml" xmlns:w16du="http://schemas.microsoft.com/office/word/2023/wordml/word16du" xmlns:w16sdtdh="http://schemas.microsoft.com/office/word/2020/wordml/sdtdatahash" xmlns:w16sdtfl="http://schemas.microsoft.com/office/word/2024/wordml/sdtformatlock" xmlns:w16se="http://schemas.microsoft.com/office/word/2015/wordml/symex" xmlns:wpg="http://schemas.microsoft.com/office/word/2010/wordprocessingGroup" xmlns:wpi="http://schemas.microsoft.com/office/word/2010/wordprocessingInk" xmlns:wne="http://schemas.microsoft.com/office/word/2006/wordml" xmlns:wps="http://schemas.microsoft.com/office/word/2010/wordprocessingShape" mc:Ignorable="w14 w15 w16se w16cid w16 w16cex w16sdtdh w16sdtfl w16du wp14">
   <w:endnote w:type="separator" w:id="-1">
     <w:p>
       <w:pPr>
@@ -38852,7 +38578,7 @@
 </file>
 
 <file path=word/footer1.xml><?xml version="1.0" encoding="utf-8"?>
-<w:ftr xmlns:wpc="http://schemas.microsoft.com/office/word/2010/wordprocessingCanvas" xmlns:cx="http://schemas.microsoft.com/office/drawing/2014/chartex" xmlns:cx1="http://schemas.microsoft.com/office/drawing/2015/9/8/chartex" xmlns:cx2="http://schemas.microsoft.com/office/drawing/2015/10/21/chartex" xmlns:cx3="http://schemas.microsoft.com/office/drawing/2016/5/9/chartex" xmlns:cx4="http://schemas.microsoft.com/office/drawing/2016/5/10/chartex" xmlns:cx5="http://schemas.microsoft.com/office/drawing/2016/5/11/chartex" xmlns:cx6="http://schemas.microsoft.com/office/drawing/2016/5/12/chartex" xmlns:cx7="http://schemas.microsoft.com/office/drawing/2016/5/13/chartex" xmlns:cx8="http://schemas.microsoft.com/office/drawing/2016/5/14/chartex" xmlns:mc="http://schemas.openxmlformats.org/markup-compatibility/2006" xmlns:aink="http://schemas.microsoft.com/office/drawing/2016/ink" xmlns:am3d="http://schemas.microsoft.com/office/drawing/2017/model3d" xmlns:o="urn:schemas-microsoft-com:office:office" xmlns:r="http://schemas.openxmlformats.org/officeDocument/2006/relationships" xmlns:m="http://schemas.openxmlformats.org/officeDocument/2006/math" xmlns:v="urn:schemas-microsoft-com:vml" xmlns:wp14="http://schemas.microsoft.com/office/word/2010/wordprocessingDrawing" xmlns:wp="http://schemas.openxmlformats.org/drawingml/2006/wordprocessingDrawing" xmlns:w10="urn:schemas-microsoft-com:office:word" xmlns:w="http://schemas.openxmlformats.org/wordprocessingml/2006/main" xmlns:w14="http://schemas.microsoft.com/office/word/2010/wordml" xmlns:w15="http://schemas.microsoft.com/office/word/2012/wordml" xmlns:w16cex="http://schemas.microsoft.com/office/word/2018/wordml/cex" xmlns:w16cid="http://schemas.microsoft.com/office/word/2016/wordml/cid" xmlns:w16="http://schemas.microsoft.com/office/word/2018/wordml" xmlns:w16sdtdh="http://schemas.microsoft.com/office/word/2020/wordml/sdtdatahash" xmlns:w16se="http://schemas.microsoft.com/office/word/2015/wordml/symex" xmlns:wpg="http://schemas.microsoft.com/office/word/2010/wordprocessingGroup" xmlns:wpi="http://schemas.microsoft.com/office/word/2010/wordprocessingInk" xmlns:wne="http://schemas.microsoft.com/office/word/2006/wordml" xmlns:wps="http://schemas.microsoft.com/office/word/2010/wordprocessingShape" mc:Ignorable="w14 w15 w16se w16cid w16 w16cex w16sdtdh wp14">
+<w:ftr xmlns:wpc="http://schemas.microsoft.com/office/word/2010/wordprocessingCanvas" xmlns:cx="http://schemas.microsoft.com/office/drawing/2014/chartex" xmlns:cx1="http://schemas.microsoft.com/office/drawing/2015/9/8/chartex" xmlns:cx2="http://schemas.microsoft.com/office/drawing/2015/10/21/chartex" xmlns:cx3="http://schemas.microsoft.com/office/drawing/2016/5/9/chartex" xmlns:cx4="http://schemas.microsoft.com/office/drawing/2016/5/10/chartex" xmlns:cx5="http://schemas.microsoft.com/office/drawing/2016/5/11/chartex" xmlns:cx6="http://schemas.microsoft.com/office/drawing/2016/5/12/chartex" xmlns:cx7="http://schemas.microsoft.com/office/drawing/2016/5/13/chartex" xmlns:cx8="http://schemas.microsoft.com/office/drawing/2016/5/14/chartex" xmlns:mc="http://schemas.openxmlformats.org/markup-compatibility/2006" xmlns:aink="http://schemas.microsoft.com/office/drawing/2016/ink" xmlns:am3d="http://schemas.microsoft.com/office/drawing/2017/model3d" xmlns:o="urn:schemas-microsoft-com:office:office" xmlns:oel="http://schemas.microsoft.com/office/2019/extlst" xmlns:r="http://schemas.openxmlformats.org/officeDocument/2006/relationships" xmlns:m="http://schemas.openxmlformats.org/officeDocument/2006/math" xmlns:v="urn:schemas-microsoft-com:vml" xmlns:wp14="http://schemas.microsoft.com/office/word/2010/wordprocessingDrawing" xmlns:wp="http://schemas.openxmlformats.org/drawingml/2006/wordprocessingDrawing" xmlns:w10="urn:schemas-microsoft-com:office:word" xmlns:w="http://schemas.openxmlformats.org/wordprocessingml/2006/main" xmlns:w14="http://schemas.microsoft.com/office/word/2010/wordml" xmlns:w15="http://schemas.microsoft.com/office/word/2012/wordml" xmlns:w16cex="http://schemas.microsoft.com/office/word/2018/wordml/cex" xmlns:w16cid="http://schemas.microsoft.com/office/word/2016/wordml/cid" xmlns:w16="http://schemas.microsoft.com/office/word/2018/wordml" xmlns:w16du="http://schemas.microsoft.com/office/word/2023/wordml/word16du" xmlns:w16sdtdh="http://schemas.microsoft.com/office/word/2020/wordml/sdtdatahash" xmlns:w16sdtfl="http://schemas.microsoft.com/office/word/2024/wordml/sdtformatlock" xmlns:w16se="http://schemas.microsoft.com/office/word/2015/wordml/symex" xmlns:wpg="http://schemas.microsoft.com/office/word/2010/wordprocessingGroup" xmlns:wpi="http://schemas.microsoft.com/office/word/2010/wordprocessingInk" xmlns:wne="http://schemas.microsoft.com/office/word/2006/wordml" xmlns:wps="http://schemas.microsoft.com/office/word/2010/wordprocessingShape" mc:Ignorable="w14 w15 w16se w16cid w16 w16cex w16sdtdh w16sdtfl w16du wp14">
   <w:p>
     <w:pPr>
       <w:pStyle w:val="Footer"/>
@@ -38881,7 +38607,7 @@
 </file>
 
 <file path=word/footnotes.xml><?xml version="1.0" encoding="utf-8"?>
-<w:footnotes xmlns:wpc="http://schemas.microsoft.com/office/word/2010/wordprocessingCanvas" xmlns:cx="http://schemas.microsoft.com/office/drawing/2014/chartex" xmlns:cx1="http://schemas.microsoft.com/office/drawing/2015/9/8/chartex" xmlns:cx2="http://schemas.microsoft.com/office/drawing/2015/10/21/chartex" xmlns:cx3="http://schemas.microsoft.com/office/drawing/2016/5/9/chartex" xmlns:cx4="http://schemas.microsoft.com/office/drawing/2016/5/10/chartex" xmlns:cx5="http://schemas.microsoft.com/office/drawing/2016/5/11/chartex" xmlns:cx6="http://schemas.microsoft.com/office/drawing/2016/5/12/chartex" xmlns:cx7="http://schemas.microsoft.com/office/drawing/2016/5/13/chartex" xmlns:cx8="http://schemas.microsoft.com/office/drawing/2016/5/14/chartex" xmlns:mc="http://schemas.openxmlformats.org/markup-compatibility/2006" xmlns:aink="http://schemas.microsoft.com/office/drawing/2016/ink" xmlns:am3d="http://schemas.microsoft.com/office/drawing/2017/model3d" xmlns:o="urn:schemas-microsoft-com:office:office" xmlns:r="http://schemas.openxmlformats.org/officeDocument/2006/relationships" xmlns:m="http://schemas.openxmlformats.org/officeDocument/2006/math" xmlns:v="urn:schemas-microsoft-com:vml" xmlns:wp14="http://schemas.microsoft.com/office/word/2010/wordprocessingDrawing" xmlns:wp="http://schemas.openxmlformats.org/drawingml/2006/wordprocessingDrawing" xmlns:w10="urn:schemas-microsoft-com:office:word" xmlns:w="http://schemas.openxmlformats.org/wordprocessingml/2006/main" xmlns:w14="http://schemas.microsoft.com/office/word/2010/wordml" xmlns:w15="http://schemas.microsoft.com/office/word/2012/wordml" xmlns:w16cex="http://schemas.microsoft.com/office/word/2018/wordml/cex" xmlns:w16cid="http://schemas.microsoft.com/office/word/2016/wordml/cid" xmlns:w16="http://schemas.microsoft.com/office/word/2018/wordml" xmlns:w16sdtdh="http://schemas.microsoft.com/office/word/2020/wordml/sdtdatahash" xmlns:w16se="http://schemas.microsoft.com/office/word/2015/wordml/symex" xmlns:wpg="http://schemas.microsoft.com/office/word/2010/wordprocessingGroup" xmlns:wpi="http://schemas.microsoft.com/office/word/2010/wordprocessingInk" xmlns:wne="http://schemas.microsoft.com/office/word/2006/wordml" xmlns:wps="http://schemas.microsoft.com/office/word/2010/wordprocessingShape" mc:Ignorable="w14 w15 w16se w16cid w16 w16cex w16sdtdh wp14">
+<w:footnotes xmlns:wpc="http://schemas.microsoft.com/office/word/2010/wordprocessingCanvas" xmlns:cx="http://schemas.microsoft.com/office/drawing/2014/chartex" xmlns:cx1="http://schemas.microsoft.com/office/drawing/2015/9/8/chartex" xmlns:cx2="http://schemas.microsoft.com/office/drawing/2015/10/21/chartex" xmlns:cx3="http://schemas.microsoft.com/office/drawing/2016/5/9/chartex" xmlns:cx4="http://schemas.microsoft.com/office/drawing/2016/5/10/chartex" xmlns:cx5="http://schemas.microsoft.com/office/drawing/2016/5/11/chartex" xmlns:cx6="http://schemas.microsoft.com/office/drawing/2016/5/12/chartex" xmlns:cx7="http://schemas.microsoft.com/office/drawing/2016/5/13/chartex" xmlns:cx8="http://schemas.microsoft.com/office/drawing/2016/5/14/chartex" xmlns:mc="http://schemas.openxmlformats.org/markup-compatibility/2006" xmlns:aink="http://schemas.microsoft.com/office/drawing/2016/ink" xmlns:am3d="http://schemas.microsoft.com/office/drawing/2017/model3d" xmlns:o="urn:schemas-microsoft-com:office:office" xmlns:oel="http://schemas.microsoft.com/office/2019/extlst" xmlns:r="http://schemas.openxmlformats.org/officeDocument/2006/relationships" xmlns:m="http://schemas.openxmlformats.org/officeDocument/2006/math" xmlns:v="urn:schemas-microsoft-com:vml" xmlns:wp14="http://schemas.microsoft.com/office/word/2010/wordprocessingDrawing" xmlns:wp="http://schemas.openxmlformats.org/drawingml/2006/wordprocessingDrawing" xmlns:w10="urn:schemas-microsoft-com:office:word" xmlns:w="http://schemas.openxmlformats.org/wordprocessingml/2006/main" xmlns:w14="http://schemas.microsoft.com/office/word/2010/wordml" xmlns:w15="http://schemas.microsoft.com/office/word/2012/wordml" xmlns:w16cex="http://schemas.microsoft.com/office/word/2018/wordml/cex" xmlns:w16cid="http://schemas.microsoft.com/office/word/2016/wordml/cid" xmlns:w16="http://schemas.microsoft.com/office/word/2018/wordml" xmlns:w16du="http://schemas.microsoft.com/office/word/2023/wordml/word16du" xmlns:w16sdtdh="http://schemas.microsoft.com/office/word/2020/wordml/sdtdatahash" xmlns:w16sdtfl="http://schemas.microsoft.com/office/word/2024/wordml/sdtformatlock" xmlns:w16se="http://schemas.microsoft.com/office/word/2015/wordml/symex" xmlns:wpg="http://schemas.microsoft.com/office/word/2010/wordprocessingGroup" xmlns:wpi="http://schemas.microsoft.com/office/word/2010/wordprocessingInk" xmlns:wne="http://schemas.microsoft.com/office/word/2006/wordml" xmlns:wps="http://schemas.microsoft.com/office/word/2010/wordprocessingShape" mc:Ignorable="w14 w15 w16se w16cid w16 w16cex w16sdtdh w16sdtfl w16du wp14">
   <w:footnote w:type="separator" w:id="-1">
     <w:p>
       <w:pPr>
@@ -38906,7 +38632,7 @@
 </file>
 
 <file path=word/numbering.xml><?xml version="1.0" encoding="utf-8"?>
-<w:numbering xmlns:wpc="http://schemas.microsoft.com/office/word/2010/wordprocessingCanvas" xmlns:cx="http://schemas.microsoft.com/office/drawing/2014/chartex" xmlns:cx1="http://schemas.microsoft.com/office/drawing/2015/9/8/chartex" xmlns:cx2="http://schemas.microsoft.com/office/drawing/2015/10/21/chartex" xmlns:cx3="http://schemas.microsoft.com/office/drawing/2016/5/9/chartex" xmlns:cx4="http://schemas.microsoft.com/office/drawing/2016/5/10/chartex" xmlns:cx5="http://schemas.microsoft.com/office/drawing/2016/5/11/chartex" xmlns:cx6="http://schemas.microsoft.com/office/drawing/2016/5/12/chartex" xmlns:cx7="http://schemas.microsoft.com/office/drawing/2016/5/13/chartex" xmlns:cx8="http://schemas.microsoft.com/office/drawing/2016/5/14/chartex" xmlns:mc="http://schemas.openxmlformats.org/markup-compatibility/2006" xmlns:aink="http://schemas.microsoft.com/office/drawing/2016/ink" xmlns:am3d="http://schemas.microsoft.com/office/drawing/2017/model3d" xmlns:o="urn:schemas-microsoft-com:office:office" xmlns:r="http://schemas.openxmlformats.org/officeDocument/2006/relationships" xmlns:m="http://schemas.openxmlformats.org/officeDocument/2006/math" xmlns:v="urn:schemas-microsoft-com:vml" xmlns:wp14="http://schemas.microsoft.com/office/word/2010/wordprocessingDrawing" xmlns:wp="http://schemas.openxmlformats.org/drawingml/2006/wordprocessingDrawing" xmlns:w10="urn:schemas-microsoft-com:office:word" xmlns:w="http://schemas.openxmlformats.org/wordprocessingml/2006/main" xmlns:w14="http://schemas.microsoft.com/office/word/2010/wordml" xmlns:w15="http://schemas.microsoft.com/office/word/2012/wordml" xmlns:w16cex="http://schemas.microsoft.com/office/word/2018/wordml/cex" xmlns:w16cid="http://schemas.microsoft.com/office/word/2016/wordml/cid" xmlns:w16="http://schemas.microsoft.com/office/word/2018/wordml" xmlns:w16sdtdh="http://schemas.microsoft.com/office/word/2020/wordml/sdtdatahash" xmlns:w16se="http://schemas.microsoft.com/office/word/2015/wordml/symex" xmlns:wpg="http://schemas.microsoft.com/office/word/2010/wordprocessingGroup" xmlns:wpi="http://schemas.microsoft.com/office/word/2010/wordprocessingInk" xmlns:wne="http://schemas.microsoft.com/office/word/2006/wordml" xmlns:wps="http://schemas.microsoft.com/office/word/2010/wordprocessingShape" mc:Ignorable="w14 w15 w16se w16cid w16 w16cex w16sdtdh wp14">
+<w:numbering xmlns:wpc="http://schemas.microsoft.com/office/word/2010/wordprocessingCanvas" xmlns:cx="http://schemas.microsoft.com/office/drawing/2014/chartex" xmlns:cx1="http://schemas.microsoft.com/office/drawing/2015/9/8/chartex" xmlns:cx2="http://schemas.microsoft.com/office/drawing/2015/10/21/chartex" xmlns:cx3="http://schemas.microsoft.com/office/drawing/2016/5/9/chartex" xmlns:cx4="http://schemas.microsoft.com/office/drawing/2016/5/10/chartex" xmlns:cx5="http://schemas.microsoft.com/office/drawing/2016/5/11/chartex" xmlns:cx6="http://schemas.microsoft.com/office/drawing/2016/5/12/chartex" xmlns:cx7="http://schemas.microsoft.com/office/drawing/2016/5/13/chartex" xmlns:cx8="http://schemas.microsoft.com/office/drawing/2016/5/14/chartex" xmlns:mc="http://schemas.openxmlformats.org/markup-compatibility/2006" xmlns:aink="http://schemas.microsoft.com/office/drawing/2016/ink" xmlns:am3d="http://schemas.microsoft.com/office/drawing/2017/model3d" xmlns:o="urn:schemas-microsoft-com:office:office" xmlns:oel="http://schemas.microsoft.com/office/2019/extlst" xmlns:r="http://schemas.openxmlformats.org/officeDocument/2006/relationships" xmlns:m="http://schemas.openxmlformats.org/officeDocument/2006/math" xmlns:v="urn:schemas-microsoft-com:vml" xmlns:wp14="http://schemas.microsoft.com/office/word/2010/wordprocessingDrawing" xmlns:wp="http://schemas.openxmlformats.org/drawingml/2006/wordprocessingDrawing" xmlns:w10="urn:schemas-microsoft-com:office:word" xmlns:w="http://schemas.openxmlformats.org/wordprocessingml/2006/main" xmlns:w14="http://schemas.microsoft.com/office/word/2010/wordml" xmlns:w15="http://schemas.microsoft.com/office/word/2012/wordml" xmlns:w16cex="http://schemas.microsoft.com/office/word/2018/wordml/cex" xmlns:w16cid="http://schemas.microsoft.com/office/word/2016/wordml/cid" xmlns:w16="http://schemas.microsoft.com/office/word/2018/wordml" xmlns:w16du="http://schemas.microsoft.com/office/word/2023/wordml/word16du" xmlns:w16sdtdh="http://schemas.microsoft.com/office/word/2020/wordml/sdtdatahash" xmlns:w16sdtfl="http://schemas.microsoft.com/office/word/2024/wordml/sdtformatlock" xmlns:w16se="http://schemas.microsoft.com/office/word/2015/wordml/symex" xmlns:wpg="http://schemas.microsoft.com/office/word/2010/wordprocessingGroup" xmlns:wpi="http://schemas.microsoft.com/office/word/2010/wordprocessingInk" xmlns:wne="http://schemas.microsoft.com/office/word/2006/wordml" xmlns:wps="http://schemas.microsoft.com/office/word/2010/wordprocessingShape" mc:Ignorable="w14 w15 w16se w16cid w16 w16cex w16sdtdh w16sdtfl w16du wp14">
   <w:abstractNum w:abstractNumId="0" w15:restartNumberingAfterBreak="0">
     <w:nsid w:val="FFFFFF7C"/>
     <w:multiLevelType w:val="singleLevel"/>
@@ -39078,38 +38804,38 @@
       </w:rPr>
     </w:lvl>
   </w:abstractNum>
-  <w:num w:numId="1">
+  <w:num w:numId="1" w16cid:durableId="278925109">
     <w:abstractNumId w:val="8"/>
   </w:num>
-  <w:num w:numId="2">
+  <w:num w:numId="2" w16cid:durableId="1727220729">
     <w:abstractNumId w:val="6"/>
   </w:num>
-  <w:num w:numId="3">
+  <w:num w:numId="3" w16cid:durableId="83452862">
     <w:abstractNumId w:val="5"/>
   </w:num>
-  <w:num w:numId="4">
+  <w:num w:numId="4" w16cid:durableId="734352230">
     <w:abstractNumId w:val="4"/>
   </w:num>
-  <w:num w:numId="5">
+  <w:num w:numId="5" w16cid:durableId="761219383">
     <w:abstractNumId w:val="7"/>
   </w:num>
-  <w:num w:numId="6">
+  <w:num w:numId="6" w16cid:durableId="684214050">
     <w:abstractNumId w:val="3"/>
   </w:num>
-  <w:num w:numId="7">
+  <w:num w:numId="7" w16cid:durableId="60838769">
     <w:abstractNumId w:val="2"/>
   </w:num>
-  <w:num w:numId="8">
+  <w:num w:numId="8" w16cid:durableId="1349410591">
     <w:abstractNumId w:val="1"/>
   </w:num>
-  <w:num w:numId="9">
+  <w:num w:numId="9" w16cid:durableId="803933373">
     <w:abstractNumId w:val="0"/>
   </w:num>
 </w:numbering>
 </file>
 
 <file path=word/styles.xml><?xml version="1.0" encoding="utf-8"?>
-<w:styles xmlns:mc="http://schemas.openxmlformats.org/markup-compatibility/2006" xmlns:r="http://schemas.openxmlformats.org/officeDocument/2006/relationships" xmlns:w="http://schemas.openxmlformats.org/wordprocessingml/2006/main" xmlns:w14="http://schemas.microsoft.com/office/word/2010/wordml" xmlns:w15="http://schemas.microsoft.com/office/word/2012/wordml" xmlns:w16cex="http://schemas.microsoft.com/office/word/2018/wordml/cex" xmlns:w16cid="http://schemas.microsoft.com/office/word/2016/wordml/cid" xmlns:w16="http://schemas.microsoft.com/office/word/2018/wordml" xmlns:w16sdtdh="http://schemas.microsoft.com/office/word/2020/wordml/sdtdatahash" xmlns:w16se="http://schemas.microsoft.com/office/word/2015/wordml/symex" mc:Ignorable="w14 w15 w16se w16cid w16 w16cex w16sdtdh">
+<w:styles xmlns:mc="http://schemas.openxmlformats.org/markup-compatibility/2006" xmlns:r="http://schemas.openxmlformats.org/officeDocument/2006/relationships" xmlns:w="http://schemas.openxmlformats.org/wordprocessingml/2006/main" xmlns:w14="http://schemas.microsoft.com/office/word/2010/wordml" xmlns:w15="http://schemas.microsoft.com/office/word/2012/wordml" xmlns:w16cex="http://schemas.microsoft.com/office/word/2018/wordml/cex" xmlns:w16cid="http://schemas.microsoft.com/office/word/2016/wordml/cid" xmlns:w16="http://schemas.microsoft.com/office/word/2018/wordml" xmlns:w16du="http://schemas.microsoft.com/office/word/2023/wordml/word16du" xmlns:w16sdtdh="http://schemas.microsoft.com/office/word/2020/wordml/sdtdatahash" xmlns:w16sdtfl="http://schemas.microsoft.com/office/word/2024/wordml/sdtformatlock" xmlns:w16se="http://schemas.microsoft.com/office/word/2015/wordml/symex" mc:Ignorable="w14 w15 w16se w16cid w16 w16cex w16sdtdh w16sdtfl w16du">
   <w:docDefaults>
     <w:rPrDefault>
       <w:rPr>
